--- a/experiments/report_machine/office/output/百联股份/20260729_百联股份_midday.docx
+++ b/experiments/report_machine/office/output/百联股份/20260729_百联股份_midday.docx
@@ -18,24 +18,6 @@
         </w:rPr>
         <w:t>百联股份（600827.SH）午间分析报告</w:t>
       </w:r>
-    </w:p>
-    <w:p>
-      <w:r>
-        <w:rPr>
-          <w:rFonts w:ascii="Microsoft YaHei" w:hAnsi="Microsoft YaHei"/>
-          <w:b/>
-          <w:color w:val="1A1A1A"/>
-        </w:rPr>
-        <w:t>数据截止：2026年7月29日 11:30</w:t>
-      </w:r>
-    </w:p>
-    <w:p>
-      <w:pPr>
-        <w:spacing w:before="240" w:after="240"/>
-        <w:pBdr>
-          <w:bottom w:val="single" w:sz="4" w:space="1" w:color="D0D7DE"/>
-        </w:pBdr>
-      </w:pPr>
     </w:p>
     <w:p>
       <w:pPr>
@@ -59,7 +41,7 @@
         <w:rPr>
           <w:rFonts w:ascii="Microsoft YaHei" w:hAnsi="Microsoft YaHei"/>
         </w:rPr>
-        <w:t xml:space="preserve">今日全市场情绪回暖，市场热度指数 </w:t>
+        <w:t xml:space="preserve">今日全市场情绪明显回暖，市场热度 </w:t>
       </w:r>
       <w:r>
         <w:rPr>
@@ -67,13 +49,13 @@
           <w:b/>
           <w:color w:val="1A1A1A"/>
         </w:rPr>
-        <w:t>56（高）</w:t>
+        <w:t>68（高）</w:t>
       </w:r>
       <w:r>
         <w:rPr>
           <w:rFonts w:ascii="Microsoft YaHei" w:hAnsi="Microsoft YaHei"/>
         </w:rPr>
-        <w:t xml:space="preserve">，两市成交额 </w:t>
+        <w:t xml:space="preserve">，成交额放大至 </w:t>
       </w:r>
       <w:r>
         <w:rPr>
@@ -81,13 +63,13 @@
           <w:b/>
           <w:color w:val="1A1A1A"/>
         </w:rPr>
-        <w:t>1.46万亿元（+1549亿）</w:t>
+        <w:t>2.06万亿（+2960亿）</w:t>
       </w:r>
       <w:r>
         <w:rPr>
           <w:rFonts w:ascii="Microsoft YaHei" w:hAnsi="Microsoft YaHei"/>
         </w:rPr>
-        <w:t xml:space="preserve">，增量资金入场明显。上涨家数 </w:t>
+        <w:t xml:space="preserve">，上涨个股 </w:t>
       </w:r>
       <w:r>
         <w:rPr>
@@ -95,7 +77,7 @@
           <w:b/>
           <w:color w:val="1A1A1A"/>
         </w:rPr>
-        <w:t>3404家</w:t>
+        <w:t>4090家</w:t>
       </w:r>
       <w:r>
         <w:rPr>
@@ -109,13 +91,13 @@
           <w:b/>
           <w:color w:val="1A1A1A"/>
         </w:rPr>
-        <w:t>2018家</w:t>
+        <w:t>1360家</w:t>
       </w:r>
       <w:r>
         <w:rPr>
           <w:rFonts w:ascii="Microsoft YaHei" w:hAnsi="Microsoft YaHei"/>
         </w:rPr>
-        <w:t xml:space="preserve">，涨跌比约 </w:t>
+        <w:t xml:space="preserve">，赚钱效应 </w:t>
       </w:r>
       <w:r>
         <w:rPr>
@@ -123,13 +105,13 @@
           <w:b/>
           <w:color w:val="1A1A1A"/>
         </w:rPr>
-        <w:t>1.69:1</w:t>
+        <w:t>51%</w:t>
       </w:r>
       <w:r>
         <w:rPr>
           <w:rFonts w:ascii="Microsoft YaHei" w:hAnsi="Microsoft YaHei"/>
         </w:rPr>
-        <w:t xml:space="preserve">。赚钱效应 </w:t>
+        <w:t xml:space="preserve">。涨停梯队方面，一板 </w:t>
       </w:r>
       <w:r>
         <w:rPr>
@@ -137,13 +119,13 @@
           <w:b/>
           <w:color w:val="1A1A1A"/>
         </w:rPr>
-        <w:t>46%</w:t>
+        <w:t>66只</w:t>
       </w:r>
       <w:r>
         <w:rPr>
           <w:rFonts w:ascii="Microsoft YaHei" w:hAnsi="Microsoft YaHei"/>
         </w:rPr>
-        <w:t xml:space="preserve">，涨幅主要集中在 </w:t>
+        <w:t xml:space="preserve">（晋级率9%）、二板 </w:t>
       </w:r>
       <w:r>
         <w:rPr>
@@ -151,13 +133,13 @@
           <w:b/>
           <w:color w:val="1A1A1A"/>
         </w:rPr>
-        <w:t>1%~2%</w:t>
+        <w:t>4只</w:t>
       </w:r>
       <w:r>
         <w:rPr>
           <w:rFonts w:ascii="Microsoft YaHei" w:hAnsi="Microsoft YaHei"/>
         </w:rPr>
-        <w:t xml:space="preserve"> 区间，整体呈现普涨格局。涨停梯队方面，一板 </w:t>
+        <w:t xml:space="preserve">（晋级率31%）、三板 </w:t>
       </w:r>
       <w:r>
         <w:rPr>
@@ -165,13 +147,13 @@
           <w:b/>
           <w:color w:val="1A1A1A"/>
         </w:rPr>
-        <w:t>50只</w:t>
+        <w:t>4只</w:t>
       </w:r>
       <w:r>
         <w:rPr>
           <w:rFonts w:ascii="Microsoft YaHei" w:hAnsi="Microsoft YaHei"/>
         </w:rPr>
-        <w:t xml:space="preserve">（晋级率7%），二板 </w:t>
+        <w:t xml:space="preserve">（晋级率33%），高度板仅1只，显示资金集中在低位首板博弈。整体呈现普涨格局，涨幅集中分布在 </w:t>
       </w:r>
       <w:r>
         <w:rPr>
@@ -179,41 +161,13 @@
           <w:b/>
           <w:color w:val="1A1A1A"/>
         </w:rPr>
-        <w:t>3只</w:t>
+        <w:t>2%~3%</w:t>
       </w:r>
       <w:r>
         <w:rPr>
           <w:rFonts w:ascii="Microsoft YaHei" w:hAnsi="Microsoft YaHei"/>
         </w:rPr>
-        <w:t xml:space="preserve">（晋级率23%），三板 </w:t>
-      </w:r>
-      <w:r>
-        <w:rPr>
-          <w:rFonts w:ascii="Microsoft YaHei" w:hAnsi="Microsoft YaHei"/>
-          <w:b/>
-          <w:color w:val="1A1A1A"/>
-        </w:rPr>
-        <w:t>3只</w:t>
-      </w:r>
-      <w:r>
-        <w:rPr>
-          <w:rFonts w:ascii="Microsoft YaHei" w:hAnsi="Microsoft YaHei"/>
-        </w:rPr>
-        <w:t xml:space="preserve">（晋级率33%），高度板 </w:t>
-      </w:r>
-      <w:r>
-        <w:rPr>
-          <w:rFonts w:ascii="Microsoft YaHei" w:hAnsi="Microsoft YaHei"/>
-          <w:b/>
-          <w:color w:val="1A1A1A"/>
-        </w:rPr>
-        <w:t>1只</w:t>
-      </w:r>
-      <w:r>
-        <w:rPr>
-          <w:rFonts w:ascii="Microsoft YaHei" w:hAnsi="Microsoft YaHei"/>
-        </w:rPr>
-        <w:t>，连板生态尚可。</w:t>
+        <w:t xml:space="preserve"> 区间。</w:t>
       </w:r>
     </w:p>
     <w:p>
@@ -252,783 +206,7 @@
           <w:color w:val="333333"/>
           <w:sz w:val="24"/>
         </w:rPr>
-        <w:t>收盘核心数据</w:t>
-      </w:r>
-    </w:p>
-    <w:tbl>
-      <w:tblPr>
-        <w:tblStyle w:val="TableGrid"/>
-        <w:tblW w:type="auto" w:w="0"/>
-        <w:jc w:val="center"/>
-        <w:tblLayout w:type="autofit"/>
-        <w:tblLook w:firstColumn="1" w:firstRow="1" w:lastColumn="0" w:lastRow="0" w:noHBand="0" w:noVBand="1" w:val="04A0"/>
-      </w:tblPr>
-      <w:tblGrid>
-        <w:gridCol w:w="3022"/>
-        <w:gridCol w:w="3022"/>
-        <w:gridCol w:w="3022"/>
-      </w:tblGrid>
-      <w:tr>
-        <w:tc>
-          <w:tcPr>
-            <w:tcW w:type="dxa" w:w="3022"/>
-            <w:shd w:fill="F6F8FA" w:val="clear"/>
-          </w:tcPr>
-          <w:p>
-            <w:pPr>
-              <w:spacing w:before="40" w:after="40" w:line="288" w:lineRule="auto"/>
-            </w:pPr>
-            <w:r/>
-            <w:r>
-              <w:rPr>
-                <w:rFonts w:ascii="Microsoft YaHei" w:hAnsi="Microsoft YaHei"/>
-                <w:b/>
-                <w:color w:val="1A1A1A"/>
-                <w:sz w:val="18"/>
-              </w:rPr>
-              <w:t>指标</w:t>
-            </w:r>
-          </w:p>
-        </w:tc>
-        <w:tc>
-          <w:tcPr>
-            <w:tcW w:type="dxa" w:w="3022"/>
-            <w:shd w:fill="F6F8FA" w:val="clear"/>
-          </w:tcPr>
-          <w:p>
-            <w:pPr>
-              <w:spacing w:before="40" w:after="40" w:line="288" w:lineRule="auto"/>
-            </w:pPr>
-            <w:r/>
-            <w:r>
-              <w:rPr>
-                <w:rFonts w:ascii="Microsoft YaHei" w:hAnsi="Microsoft YaHei"/>
-                <w:b/>
-                <w:color w:val="1A1A1A"/>
-                <w:sz w:val="18"/>
-              </w:rPr>
-              <w:t>数值</w:t>
-            </w:r>
-          </w:p>
-        </w:tc>
-        <w:tc>
-          <w:tcPr>
-            <w:tcW w:type="dxa" w:w="3022"/>
-            <w:shd w:fill="F6F8FA" w:val="clear"/>
-          </w:tcPr>
-          <w:p>
-            <w:pPr>
-              <w:spacing w:before="40" w:after="40" w:line="288" w:lineRule="auto"/>
-            </w:pPr>
-            <w:r/>
-            <w:r>
-              <w:rPr>
-                <w:rFonts w:ascii="Microsoft YaHei" w:hAnsi="Microsoft YaHei"/>
-                <w:b/>
-                <w:color w:val="1A1A1A"/>
-                <w:sz w:val="18"/>
-              </w:rPr>
-              <w:t>变动/对比</w:t>
-            </w:r>
-          </w:p>
-        </w:tc>
-      </w:tr>
-      <w:tr>
-        <w:tc>
-          <w:tcPr>
-            <w:tcW w:type="dxa" w:w="3022"/>
-          </w:tcPr>
-          <w:p>
-            <w:pPr>
-              <w:spacing w:before="40" w:after="40" w:line="288" w:lineRule="auto"/>
-            </w:pPr>
-            <w:r/>
-            <w:r>
-              <w:rPr>
-                <w:rFonts w:ascii="Microsoft YaHei" w:hAnsi="Microsoft YaHei"/>
-                <w:sz w:val="18"/>
-              </w:rPr>
-              <w:t>收盘价</w:t>
-            </w:r>
-          </w:p>
-        </w:tc>
-        <w:tc>
-          <w:tcPr>
-            <w:tcW w:type="dxa" w:w="3022"/>
-          </w:tcPr>
-          <w:p>
-            <w:pPr>
-              <w:spacing w:before="40" w:after="40" w:line="288" w:lineRule="auto"/>
-            </w:pPr>
-            <w:r/>
-            <w:r>
-              <w:rPr>
-                <w:rFonts w:ascii="Microsoft YaHei" w:hAnsi="Microsoft YaHei"/>
-                <w:b/>
-                <w:color w:val="1A1A1A"/>
-                <w:sz w:val="18"/>
-              </w:rPr>
-              <w:t>7.78 元</w:t>
-            </w:r>
-          </w:p>
-        </w:tc>
-        <w:tc>
-          <w:tcPr>
-            <w:tcW w:type="dxa" w:w="3022"/>
-          </w:tcPr>
-          <w:p>
-            <w:pPr>
-              <w:spacing w:before="40" w:after="40" w:line="288" w:lineRule="auto"/>
-            </w:pPr>
-            <w:r/>
-            <w:r>
-              <w:rPr>
-                <w:rFonts w:ascii="Microsoft YaHei" w:hAnsi="Microsoft YaHei"/>
-                <w:sz w:val="18"/>
-              </w:rPr>
-              <w:t xml:space="preserve">较昨收 </w:t>
-            </w:r>
-            <w:r>
-              <w:rPr>
-                <w:rFonts w:ascii="Microsoft YaHei" w:hAnsi="Microsoft YaHei"/>
-                <w:b/>
-                <w:color w:val="1A1A1A"/>
-                <w:sz w:val="18"/>
-              </w:rPr>
-              <w:t>+1.70%</w:t>
-            </w:r>
-          </w:p>
-        </w:tc>
-      </w:tr>
-      <w:tr>
-        <w:tc>
-          <w:tcPr>
-            <w:tcW w:type="dxa" w:w="3022"/>
-            <w:shd w:fill="F8F9FA" w:val="clear"/>
-          </w:tcPr>
-          <w:p>
-            <w:pPr>
-              <w:spacing w:before="40" w:after="40" w:line="288" w:lineRule="auto"/>
-            </w:pPr>
-            <w:r/>
-            <w:r>
-              <w:rPr>
-                <w:rFonts w:ascii="Microsoft YaHei" w:hAnsi="Microsoft YaHei"/>
-                <w:sz w:val="18"/>
-              </w:rPr>
-              <w:t>开盘/最高/最低</w:t>
-            </w:r>
-          </w:p>
-        </w:tc>
-        <w:tc>
-          <w:tcPr>
-            <w:tcW w:type="dxa" w:w="3022"/>
-            <w:shd w:fill="F8F9FA" w:val="clear"/>
-          </w:tcPr>
-          <w:p>
-            <w:pPr>
-              <w:spacing w:before="40" w:after="40" w:line="288" w:lineRule="auto"/>
-            </w:pPr>
-            <w:r/>
-            <w:r>
-              <w:rPr>
-                <w:rFonts w:ascii="Microsoft YaHei" w:hAnsi="Microsoft YaHei"/>
-                <w:sz w:val="18"/>
-              </w:rPr>
-              <w:t>7.70 / 7.87 / 7.67</w:t>
-            </w:r>
-          </w:p>
-        </w:tc>
-        <w:tc>
-          <w:tcPr>
-            <w:tcW w:type="dxa" w:w="3022"/>
-            <w:shd w:fill="F8F9FA" w:val="clear"/>
-          </w:tcPr>
-          <w:p>
-            <w:pPr>
-              <w:spacing w:before="40" w:after="40" w:line="288" w:lineRule="auto"/>
-            </w:pPr>
-            <w:r/>
-            <w:r>
-              <w:rPr>
-                <w:rFonts w:ascii="Microsoft YaHei" w:hAnsi="Microsoft YaHei"/>
-                <w:sz w:val="18"/>
-              </w:rPr>
-              <w:t xml:space="preserve">振幅 </w:t>
-            </w:r>
-            <w:r>
-              <w:rPr>
-                <w:rFonts w:ascii="Microsoft YaHei" w:hAnsi="Microsoft YaHei"/>
-                <w:b/>
-                <w:color w:val="1A1A1A"/>
-                <w:sz w:val="18"/>
-              </w:rPr>
-              <w:t>2.61%</w:t>
-            </w:r>
-          </w:p>
-        </w:tc>
-      </w:tr>
-      <w:tr>
-        <w:tc>
-          <w:tcPr>
-            <w:tcW w:type="dxa" w:w="3022"/>
-          </w:tcPr>
-          <w:p>
-            <w:pPr>
-              <w:spacing w:before="40" w:after="40" w:line="288" w:lineRule="auto"/>
-            </w:pPr>
-            <w:r/>
-            <w:r>
-              <w:rPr>
-                <w:rFonts w:ascii="Microsoft YaHei" w:hAnsi="Microsoft YaHei"/>
-                <w:sz w:val="18"/>
-              </w:rPr>
-              <w:t>成交量（手）</w:t>
-            </w:r>
-          </w:p>
-        </w:tc>
-        <w:tc>
-          <w:tcPr>
-            <w:tcW w:type="dxa" w:w="3022"/>
-          </w:tcPr>
-          <w:p>
-            <w:pPr>
-              <w:spacing w:before="40" w:after="40" w:line="288" w:lineRule="auto"/>
-            </w:pPr>
-            <w:r/>
-            <w:r>
-              <w:rPr>
-                <w:rFonts w:ascii="Microsoft YaHei" w:hAnsi="Microsoft YaHei"/>
-                <w:b/>
-                <w:color w:val="1A1A1A"/>
-                <w:sz w:val="18"/>
-              </w:rPr>
-              <w:t>166,703</w:t>
-            </w:r>
-          </w:p>
-        </w:tc>
-        <w:tc>
-          <w:tcPr>
-            <w:tcW w:type="dxa" w:w="3022"/>
-          </w:tcPr>
-          <w:p>
-            <w:pPr>
-              <w:spacing w:before="40" w:after="40" w:line="288" w:lineRule="auto"/>
-            </w:pPr>
-            <w:r/>
-            <w:r>
-              <w:rPr>
-                <w:rFonts w:ascii="Microsoft YaHei" w:hAnsi="Microsoft YaHei"/>
-                <w:sz w:val="18"/>
-              </w:rPr>
-              <w:t>—</w:t>
-            </w:r>
-          </w:p>
-        </w:tc>
-      </w:tr>
-      <w:tr>
-        <w:tc>
-          <w:tcPr>
-            <w:tcW w:type="dxa" w:w="3022"/>
-            <w:shd w:fill="F8F9FA" w:val="clear"/>
-          </w:tcPr>
-          <w:p>
-            <w:pPr>
-              <w:spacing w:before="40" w:after="40" w:line="288" w:lineRule="auto"/>
-            </w:pPr>
-            <w:r/>
-            <w:r>
-              <w:rPr>
-                <w:rFonts w:ascii="Microsoft YaHei" w:hAnsi="Microsoft YaHei"/>
-                <w:sz w:val="18"/>
-              </w:rPr>
-              <w:t>成交额（万元）</w:t>
-            </w:r>
-          </w:p>
-        </w:tc>
-        <w:tc>
-          <w:tcPr>
-            <w:tcW w:type="dxa" w:w="3022"/>
-            <w:shd w:fill="F8F9FA" w:val="clear"/>
-          </w:tcPr>
-          <w:p>
-            <w:pPr>
-              <w:spacing w:before="40" w:after="40" w:line="288" w:lineRule="auto"/>
-            </w:pPr>
-            <w:r/>
-            <w:r>
-              <w:rPr>
-                <w:rFonts w:ascii="Microsoft YaHei" w:hAnsi="Microsoft YaHei"/>
-                <w:b/>
-                <w:color w:val="1A1A1A"/>
-                <w:sz w:val="18"/>
-              </w:rPr>
-              <w:t>12,962</w:t>
-            </w:r>
-          </w:p>
-        </w:tc>
-        <w:tc>
-          <w:tcPr>
-            <w:tcW w:type="dxa" w:w="3022"/>
-            <w:shd w:fill="F8F9FA" w:val="clear"/>
-          </w:tcPr>
-          <w:p>
-            <w:pPr>
-              <w:spacing w:before="40" w:after="40" w:line="288" w:lineRule="auto"/>
-            </w:pPr>
-            <w:r/>
-            <w:r>
-              <w:rPr>
-                <w:rFonts w:ascii="Microsoft YaHei" w:hAnsi="Microsoft YaHei"/>
-                <w:sz w:val="18"/>
-              </w:rPr>
-              <w:t>—</w:t>
-            </w:r>
-          </w:p>
-        </w:tc>
-      </w:tr>
-      <w:tr>
-        <w:tc>
-          <w:tcPr>
-            <w:tcW w:type="dxa" w:w="3022"/>
-          </w:tcPr>
-          <w:p>
-            <w:pPr>
-              <w:spacing w:before="40" w:after="40" w:line="288" w:lineRule="auto"/>
-            </w:pPr>
-            <w:r/>
-            <w:r>
-              <w:rPr>
-                <w:rFonts w:ascii="Microsoft YaHei" w:hAnsi="Microsoft YaHei"/>
-                <w:sz w:val="18"/>
-              </w:rPr>
-              <w:t>换手率</w:t>
-            </w:r>
-          </w:p>
-        </w:tc>
-        <w:tc>
-          <w:tcPr>
-            <w:tcW w:type="dxa" w:w="3022"/>
-          </w:tcPr>
-          <w:p>
-            <w:pPr>
-              <w:spacing w:before="40" w:after="40" w:line="288" w:lineRule="auto"/>
-            </w:pPr>
-            <w:r/>
-            <w:r>
-              <w:rPr>
-                <w:rFonts w:ascii="Microsoft YaHei" w:hAnsi="Microsoft YaHei"/>
-                <w:b/>
-                <w:color w:val="1A1A1A"/>
-                <w:sz w:val="18"/>
-              </w:rPr>
-              <w:t>1.04%</w:t>
-            </w:r>
-          </w:p>
-        </w:tc>
-        <w:tc>
-          <w:tcPr>
-            <w:tcW w:type="dxa" w:w="3022"/>
-          </w:tcPr>
-          <w:p>
-            <w:pPr>
-              <w:spacing w:before="40" w:after="40" w:line="288" w:lineRule="auto"/>
-            </w:pPr>
-            <w:r/>
-            <w:r>
-              <w:rPr>
-                <w:rFonts w:ascii="Microsoft YaHei" w:hAnsi="Microsoft YaHei"/>
-                <w:sz w:val="18"/>
-              </w:rPr>
-              <w:t xml:space="preserve">上日终0.654%，放量 </w:t>
-            </w:r>
-            <w:r>
-              <w:rPr>
-                <w:rFonts w:ascii="Microsoft YaHei" w:hAnsi="Microsoft YaHei"/>
-                <w:b/>
-                <w:color w:val="1A1A1A"/>
-                <w:sz w:val="18"/>
-              </w:rPr>
-              <w:t>1.59倍</w:t>
-            </w:r>
-          </w:p>
-        </w:tc>
-      </w:tr>
-      <w:tr>
-        <w:tc>
-          <w:tcPr>
-            <w:tcW w:type="dxa" w:w="3022"/>
-            <w:shd w:fill="F8F9FA" w:val="clear"/>
-          </w:tcPr>
-          <w:p>
-            <w:pPr>
-              <w:spacing w:before="40" w:after="40" w:line="288" w:lineRule="auto"/>
-            </w:pPr>
-            <w:r/>
-            <w:r>
-              <w:rPr>
-                <w:rFonts w:ascii="Microsoft YaHei" w:hAnsi="Microsoft YaHei"/>
-                <w:sz w:val="18"/>
-              </w:rPr>
-              <w:t>量比</w:t>
-            </w:r>
-          </w:p>
-        </w:tc>
-        <w:tc>
-          <w:tcPr>
-            <w:tcW w:type="dxa" w:w="3022"/>
-            <w:shd w:fill="F8F9FA" w:val="clear"/>
-          </w:tcPr>
-          <w:p>
-            <w:pPr>
-              <w:spacing w:before="40" w:after="40" w:line="288" w:lineRule="auto"/>
-            </w:pPr>
-            <w:r/>
-            <w:r>
-              <w:rPr>
-                <w:rFonts w:ascii="Microsoft YaHei" w:hAnsi="Microsoft YaHei"/>
-                <w:b/>
-                <w:color w:val="1A1A1A"/>
-                <w:sz w:val="18"/>
-              </w:rPr>
-              <w:t>0.99</w:t>
-            </w:r>
-          </w:p>
-        </w:tc>
-        <w:tc>
-          <w:tcPr>
-            <w:tcW w:type="dxa" w:w="3022"/>
-            <w:shd w:fill="F8F9FA" w:val="clear"/>
-          </w:tcPr>
-          <w:p>
-            <w:pPr>
-              <w:spacing w:before="40" w:after="40" w:line="288" w:lineRule="auto"/>
-            </w:pPr>
-            <w:r/>
-            <w:r>
-              <w:rPr>
-                <w:rFonts w:ascii="Microsoft YaHei" w:hAnsi="Microsoft YaHei"/>
-                <w:sz w:val="18"/>
-              </w:rPr>
-              <w:t>量能接近近5日均量</w:t>
-            </w:r>
-          </w:p>
-        </w:tc>
-      </w:tr>
-      <w:tr>
-        <w:tc>
-          <w:tcPr>
-            <w:tcW w:type="dxa" w:w="3022"/>
-          </w:tcPr>
-          <w:p>
-            <w:pPr>
-              <w:spacing w:before="40" w:after="40" w:line="288" w:lineRule="auto"/>
-            </w:pPr>
-            <w:r/>
-            <w:r>
-              <w:rPr>
-                <w:rFonts w:ascii="Microsoft YaHei" w:hAnsi="Microsoft YaHei"/>
-                <w:sz w:val="18"/>
-              </w:rPr>
-              <w:t>动态市盈率</w:t>
-            </w:r>
-          </w:p>
-        </w:tc>
-        <w:tc>
-          <w:tcPr>
-            <w:tcW w:type="dxa" w:w="3022"/>
-          </w:tcPr>
-          <w:p>
-            <w:pPr>
-              <w:spacing w:before="40" w:after="40" w:line="288" w:lineRule="auto"/>
-            </w:pPr>
-            <w:r/>
-            <w:r>
-              <w:rPr>
-                <w:rFonts w:ascii="Microsoft YaHei" w:hAnsi="Microsoft YaHei"/>
-                <w:b/>
-                <w:color w:val="1A1A1A"/>
-                <w:sz w:val="18"/>
-              </w:rPr>
-              <w:t>4.38</w:t>
-            </w:r>
-          </w:p>
-        </w:tc>
-        <w:tc>
-          <w:tcPr>
-            <w:tcW w:type="dxa" w:w="3022"/>
-          </w:tcPr>
-          <w:p>
-            <w:pPr>
-              <w:spacing w:before="40" w:after="40" w:line="288" w:lineRule="auto"/>
-            </w:pPr>
-            <w:r/>
-            <w:r>
-              <w:rPr>
-                <w:rFonts w:ascii="Microsoft YaHei" w:hAnsi="Microsoft YaHei"/>
-                <w:sz w:val="18"/>
-              </w:rPr>
-              <w:t>估值极低</w:t>
-            </w:r>
-          </w:p>
-        </w:tc>
-      </w:tr>
-      <w:tr>
-        <w:tc>
-          <w:tcPr>
-            <w:tcW w:type="dxa" w:w="3022"/>
-            <w:shd w:fill="F8F9FA" w:val="clear"/>
-          </w:tcPr>
-          <w:p>
-            <w:pPr>
-              <w:spacing w:before="40" w:after="40" w:line="288" w:lineRule="auto"/>
-            </w:pPr>
-            <w:r/>
-            <w:r>
-              <w:rPr>
-                <w:rFonts w:ascii="Microsoft YaHei" w:hAnsi="Microsoft YaHei"/>
-                <w:sz w:val="18"/>
-              </w:rPr>
-              <w:t>市净率</w:t>
-            </w:r>
-          </w:p>
-        </w:tc>
-        <w:tc>
-          <w:tcPr>
-            <w:tcW w:type="dxa" w:w="3022"/>
-            <w:shd w:fill="F8F9FA" w:val="clear"/>
-          </w:tcPr>
-          <w:p>
-            <w:pPr>
-              <w:spacing w:before="40" w:after="40" w:line="288" w:lineRule="auto"/>
-            </w:pPr>
-            <w:r/>
-            <w:r>
-              <w:rPr>
-                <w:rFonts w:ascii="Microsoft YaHei" w:hAnsi="Microsoft YaHei"/>
-                <w:b/>
-                <w:color w:val="1A1A1A"/>
-                <w:sz w:val="18"/>
-              </w:rPr>
-              <w:t>0.68</w:t>
-            </w:r>
-          </w:p>
-        </w:tc>
-        <w:tc>
-          <w:tcPr>
-            <w:tcW w:type="dxa" w:w="3022"/>
-            <w:shd w:fill="F8F9FA" w:val="clear"/>
-          </w:tcPr>
-          <w:p>
-            <w:pPr>
-              <w:spacing w:before="40" w:after="40" w:line="288" w:lineRule="auto"/>
-            </w:pPr>
-            <w:r/>
-            <w:r>
-              <w:rPr>
-                <w:rFonts w:ascii="Microsoft YaHei" w:hAnsi="Microsoft YaHei"/>
-                <w:sz w:val="18"/>
-              </w:rPr>
-              <w:t>破净状态</w:t>
-            </w:r>
-          </w:p>
-        </w:tc>
-      </w:tr>
-      <w:tr>
-        <w:tc>
-          <w:tcPr>
-            <w:tcW w:type="dxa" w:w="3022"/>
-          </w:tcPr>
-          <w:p>
-            <w:pPr>
-              <w:spacing w:before="40" w:after="40" w:line="288" w:lineRule="auto"/>
-            </w:pPr>
-            <w:r/>
-            <w:r>
-              <w:rPr>
-                <w:rFonts w:ascii="Microsoft YaHei" w:hAnsi="Microsoft YaHei"/>
-                <w:sz w:val="18"/>
-              </w:rPr>
-              <w:t>总市值（亿元）</w:t>
-            </w:r>
-          </w:p>
-        </w:tc>
-        <w:tc>
-          <w:tcPr>
-            <w:tcW w:type="dxa" w:w="3022"/>
-          </w:tcPr>
-          <w:p>
-            <w:pPr>
-              <w:spacing w:before="40" w:after="40" w:line="288" w:lineRule="auto"/>
-            </w:pPr>
-            <w:r/>
-            <w:r>
-              <w:rPr>
-                <w:rFonts w:ascii="Microsoft YaHei" w:hAnsi="Microsoft YaHei"/>
-                <w:sz w:val="18"/>
-              </w:rPr>
-              <w:t>138.81</w:t>
-            </w:r>
-          </w:p>
-        </w:tc>
-        <w:tc>
-          <w:tcPr>
-            <w:tcW w:type="dxa" w:w="3022"/>
-          </w:tcPr>
-          <w:p>
-            <w:pPr>
-              <w:spacing w:before="40" w:after="40" w:line="288" w:lineRule="auto"/>
-            </w:pPr>
-            <w:r/>
-            <w:r>
-              <w:rPr>
-                <w:rFonts w:ascii="Microsoft YaHei" w:hAnsi="Microsoft YaHei"/>
-                <w:sz w:val="18"/>
-              </w:rPr>
-              <w:t>流通市值124.83</w:t>
-            </w:r>
-          </w:p>
-        </w:tc>
-      </w:tr>
-    </w:tbl>
-    <w:p/>
-    <w:p>
-      <w:r>
-        <w:rPr>
-          <w:rFonts w:ascii="Microsoft YaHei" w:hAnsi="Microsoft YaHei"/>
-          <w:b/>
-          <w:color w:val="1A1A1A"/>
-        </w:rPr>
-        <w:t>核心解读</w:t>
-      </w:r>
-      <w:r>
-        <w:rPr>
-          <w:rFonts w:ascii="Microsoft YaHei" w:hAnsi="Microsoft YaHei"/>
-        </w:rPr>
-        <w:t xml:space="preserve">：百联股份今日走势稳健，高开高走，盘中最高触及 </w:t>
-      </w:r>
-      <w:r>
-        <w:rPr>
-          <w:rFonts w:ascii="Microsoft YaHei" w:hAnsi="Microsoft YaHei"/>
-          <w:b/>
-          <w:color w:val="1A1A1A"/>
-        </w:rPr>
-        <w:t>7.87元</w:t>
-      </w:r>
-      <w:r>
-        <w:rPr>
-          <w:rFonts w:ascii="Microsoft YaHei" w:hAnsi="Microsoft YaHei"/>
-        </w:rPr>
-        <w:t xml:space="preserve">，收盘站稳 </w:t>
-      </w:r>
-      <w:r>
-        <w:rPr>
-          <w:rFonts w:ascii="Microsoft YaHei" w:hAnsi="Microsoft YaHei"/>
-          <w:b/>
-          <w:color w:val="1A1A1A"/>
-        </w:rPr>
-        <w:t>7.78元</w:t>
-      </w:r>
-      <w:r>
-        <w:rPr>
-          <w:rFonts w:ascii="Microsoft YaHei" w:hAnsi="Microsoft YaHei"/>
-        </w:rPr>
-        <w:t xml:space="preserve">，录得 </w:t>
-      </w:r>
-      <w:r>
-        <w:rPr>
-          <w:rFonts w:ascii="Microsoft YaHei" w:hAnsi="Microsoft YaHei"/>
-          <w:b/>
-          <w:color w:val="1A1A1A"/>
-        </w:rPr>
-        <w:t>+1.70%</w:t>
-      </w:r>
-      <w:r>
-        <w:rPr>
-          <w:rFonts w:ascii="Microsoft YaHei" w:hAnsi="Microsoft YaHei"/>
-        </w:rPr>
-        <w:t xml:space="preserve"> 涨幅。成交额达 </w:t>
-      </w:r>
-      <w:r>
-        <w:rPr>
-          <w:rFonts w:ascii="Microsoft YaHei" w:hAnsi="Microsoft YaHei"/>
-          <w:b/>
-          <w:color w:val="1A1A1A"/>
-        </w:rPr>
-        <w:t>1.30亿元</w:t>
-      </w:r>
-      <w:r>
-        <w:rPr>
-          <w:rFonts w:ascii="Microsoft YaHei" w:hAnsi="Microsoft YaHei"/>
-        </w:rPr>
-        <w:t xml:space="preserve">，较上日全天（换手率0.654%）显著放量，交投活跃度明显提升。动态PE仅 </w:t>
-      </w:r>
-      <w:r>
-        <w:rPr>
-          <w:rFonts w:ascii="Microsoft YaHei" w:hAnsi="Microsoft YaHei"/>
-          <w:b/>
-          <w:color w:val="1A1A1A"/>
-        </w:rPr>
-        <w:t>4.38倍</w:t>
-      </w:r>
-      <w:r>
-        <w:rPr>
-          <w:rFonts w:ascii="Microsoft YaHei" w:hAnsi="Microsoft YaHei"/>
-        </w:rPr>
-        <w:t xml:space="preserve">，PB仅 </w:t>
-      </w:r>
-      <w:r>
-        <w:rPr>
-          <w:rFonts w:ascii="Microsoft YaHei" w:hAnsi="Microsoft YaHei"/>
-          <w:b/>
-          <w:color w:val="1A1A1A"/>
-        </w:rPr>
-        <w:t>0.68倍</w:t>
-      </w:r>
-      <w:r>
-        <w:rPr>
-          <w:rFonts w:ascii="Microsoft YaHei" w:hAnsi="Microsoft YaHei"/>
-        </w:rPr>
-        <w:t>（破净），估值安全边际充足。</w:t>
-      </w:r>
-    </w:p>
-    <w:p>
-      <w:pPr>
-        <w:spacing w:before="240" w:after="240"/>
-        <w:pBdr>
-          <w:bottom w:val="single" w:sz="4" w:space="1" w:color="D0D7DE"/>
-        </w:pBdr>
-      </w:pPr>
-    </w:p>
-    <w:p>
-      <w:pPr>
-        <w:spacing w:before="360" w:after="80" w:line="288" w:lineRule="auto"/>
-        <w:pBdr>
-          <w:bottom w:val="single" w:sz="4" w:space="4" w:color="D0D7DE"/>
-        </w:pBdr>
-      </w:pPr>
-      <w:r>
-        <w:rPr>
-          <w:rFonts w:ascii="Microsoft YaHei" w:hAnsi="Microsoft YaHei"/>
-          <w:b/>
-          <w:color w:val="1A1A1A"/>
-          <w:sz w:val="28"/>
-        </w:rPr>
-        <w:t>资金面</w:t>
-      </w:r>
-    </w:p>
-    <w:p>
-      <w:pPr>
-        <w:spacing w:before="280" w:after="80" w:line="312" w:lineRule="auto"/>
-      </w:pPr>
-      <w:r>
-        <w:rPr>
-          <w:rFonts w:ascii="Microsoft YaHei" w:hAnsi="Microsoft YaHei"/>
-          <w:b/>
-          <w:color w:val="333333"/>
-          <w:sz w:val="24"/>
-        </w:rPr>
-        <w:t>今日资金流向（逐分钟统计）</w:t>
+        <w:t>收盘数据</w:t>
       </w:r>
     </w:p>
     <w:tbl>
@@ -1102,7 +280,7 @@
                 <w:rFonts w:ascii="Microsoft YaHei" w:hAnsi="Microsoft YaHei"/>
                 <w:sz w:val="18"/>
               </w:rPr>
-              <w:t>净流向</w:t>
+              <w:t>当前价</w:t>
             </w:r>
           </w:p>
         </w:tc>
@@ -1122,7 +300,7 @@
                 <w:color w:val="1A1A1A"/>
                 <w:sz w:val="18"/>
               </w:rPr>
-              <w:t>净流入 +2,943.79 万元</w:t>
+              <w:t>7.78 元</w:t>
             </w:r>
           </w:p>
         </w:tc>
@@ -1143,7 +321,7 @@
                 <w:rFonts w:ascii="Microsoft YaHei" w:hAnsi="Microsoft YaHei"/>
                 <w:sz w:val="18"/>
               </w:rPr>
-              <w:t>资金流入分钟数</w:t>
+              <w:t>涨跌幅</w:t>
             </w:r>
           </w:p>
         </w:tc>
@@ -1164,7 +342,7 @@
                 <w:color w:val="1A1A1A"/>
                 <w:sz w:val="18"/>
               </w:rPr>
-              <w:t>74 分钟</w:t>
+              <w:t>+1.70%</w:t>
             </w:r>
           </w:p>
         </w:tc>
@@ -1184,7 +362,7 @@
                 <w:rFonts w:ascii="Microsoft YaHei" w:hAnsi="Microsoft YaHei"/>
                 <w:sz w:val="18"/>
               </w:rPr>
-              <w:t>资金流出分钟数</w:t>
+              <w:t>昨收 / 开盘</w:t>
             </w:r>
           </w:p>
         </w:tc>
@@ -1202,7 +380,7 @@
                 <w:rFonts w:ascii="Microsoft YaHei" w:hAnsi="Microsoft YaHei"/>
                 <w:sz w:val="18"/>
               </w:rPr>
-              <w:t>39 分钟</w:t>
+              <w:t>7.65 / 7.70</w:t>
             </w:r>
           </w:p>
         </w:tc>
@@ -1223,7 +401,7 @@
                 <w:rFonts w:ascii="Microsoft YaHei" w:hAnsi="Microsoft YaHei"/>
                 <w:sz w:val="18"/>
               </w:rPr>
-              <w:t>最大单分钟流入</w:t>
+              <w:t>最高 / 最低</w:t>
             </w:r>
           </w:p>
         </w:tc>
@@ -1242,7 +420,7 @@
                 <w:rFonts w:ascii="Microsoft YaHei" w:hAnsi="Microsoft YaHei"/>
                 <w:sz w:val="18"/>
               </w:rPr>
-              <w:t>340.3 万元</w:t>
+              <w:t>7.87 / 7.67</w:t>
             </w:r>
           </w:p>
         </w:tc>
@@ -1262,7 +440,89 @@
                 <w:rFonts w:ascii="Microsoft YaHei" w:hAnsi="Microsoft YaHei"/>
                 <w:sz w:val="18"/>
               </w:rPr>
-              <w:t>最大单分钟流出</w:t>
+              <w:t>成交额</w:t>
+            </w:r>
+          </w:p>
+        </w:tc>
+        <w:tc>
+          <w:tcPr>
+            <w:tcW w:type="dxa" w:w="4533"/>
+          </w:tcPr>
+          <w:p>
+            <w:pPr>
+              <w:spacing w:before="40" w:after="40" w:line="288" w:lineRule="auto"/>
+            </w:pPr>
+            <w:r/>
+            <w:r>
+              <w:rPr>
+                <w:rFonts w:ascii="Microsoft YaHei" w:hAnsi="Microsoft YaHei"/>
+                <w:b/>
+                <w:color w:val="1A1A1A"/>
+                <w:sz w:val="18"/>
+              </w:rPr>
+              <w:t>12,962 万元</w:t>
+            </w:r>
+          </w:p>
+        </w:tc>
+      </w:tr>
+      <w:tr>
+        <w:tc>
+          <w:tcPr>
+            <w:tcW w:type="dxa" w:w="4533"/>
+            <w:shd w:fill="F8F9FA" w:val="clear"/>
+          </w:tcPr>
+          <w:p>
+            <w:pPr>
+              <w:spacing w:before="40" w:after="40" w:line="288" w:lineRule="auto"/>
+            </w:pPr>
+            <w:r/>
+            <w:r>
+              <w:rPr>
+                <w:rFonts w:ascii="Microsoft YaHei" w:hAnsi="Microsoft YaHei"/>
+                <w:sz w:val="18"/>
+              </w:rPr>
+              <w:t>换手率</w:t>
+            </w:r>
+          </w:p>
+        </w:tc>
+        <w:tc>
+          <w:tcPr>
+            <w:tcW w:type="dxa" w:w="4533"/>
+            <w:shd w:fill="F8F9FA" w:val="clear"/>
+          </w:tcPr>
+          <w:p>
+            <w:pPr>
+              <w:spacing w:before="40" w:after="40" w:line="288" w:lineRule="auto"/>
+            </w:pPr>
+            <w:r/>
+            <w:r>
+              <w:rPr>
+                <w:rFonts w:ascii="Microsoft YaHei" w:hAnsi="Microsoft YaHei"/>
+                <w:b/>
+                <w:color w:val="1A1A1A"/>
+                <w:sz w:val="18"/>
+              </w:rPr>
+              <w:t>1.04%</w:t>
+            </w:r>
+          </w:p>
+        </w:tc>
+      </w:tr>
+      <w:tr>
+        <w:tc>
+          <w:tcPr>
+            <w:tcW w:type="dxa" w:w="4533"/>
+          </w:tcPr>
+          <w:p>
+            <w:pPr>
+              <w:spacing w:before="40" w:after="40" w:line="288" w:lineRule="auto"/>
+            </w:pPr>
+            <w:r/>
+            <w:r>
+              <w:rPr>
+                <w:rFonts w:ascii="Microsoft YaHei" w:hAnsi="Microsoft YaHei"/>
+                <w:sz w:val="18"/>
+              </w:rPr>
+              <w:t>量比</w:t>
             </w:r>
           </w:p>
         </w:tc>
@@ -1280,7 +540,47 @@
                 <w:rFonts w:ascii="Microsoft YaHei" w:hAnsi="Microsoft YaHei"/>
                 <w:sz w:val="18"/>
               </w:rPr>
-              <w:t>290.6 万元</w:t>
+              <w:t>0.99</w:t>
+            </w:r>
+          </w:p>
+        </w:tc>
+      </w:tr>
+      <w:tr>
+        <w:tc>
+          <w:tcPr>
+            <w:tcW w:type="dxa" w:w="4533"/>
+            <w:shd w:fill="F8F9FA" w:val="clear"/>
+          </w:tcPr>
+          <w:p>
+            <w:pPr>
+              <w:spacing w:before="40" w:after="40" w:line="288" w:lineRule="auto"/>
+            </w:pPr>
+            <w:r/>
+            <w:r>
+              <w:rPr>
+                <w:rFonts w:ascii="Microsoft YaHei" w:hAnsi="Microsoft YaHei"/>
+                <w:sz w:val="18"/>
+              </w:rPr>
+              <w:t>振幅</w:t>
+            </w:r>
+          </w:p>
+        </w:tc>
+        <w:tc>
+          <w:tcPr>
+            <w:tcW w:type="dxa" w:w="4533"/>
+            <w:shd w:fill="F8F9FA" w:val="clear"/>
+          </w:tcPr>
+          <w:p>
+            <w:pPr>
+              <w:spacing w:before="40" w:after="40" w:line="288" w:lineRule="auto"/>
+            </w:pPr>
+            <w:r/>
+            <w:r>
+              <w:rPr>
+                <w:rFonts w:ascii="Microsoft YaHei" w:hAnsi="Microsoft YaHei"/>
+                <w:sz w:val="18"/>
+              </w:rPr>
+              <w:t>2.61%</w:t>
             </w:r>
           </w:p>
         </w:tc>
@@ -1291,8 +591,16 @@
       <w:r>
         <w:rPr>
           <w:rFonts w:ascii="Microsoft YaHei" w:hAnsi="Microsoft YaHei"/>
+          <w:b/>
+          <w:color w:val="1A1A1A"/>
         </w:rPr>
-        <w:t xml:space="preserve">资金流入时长占比 </w:t>
+        <w:t>估值方面</w:t>
+      </w:r>
+      <w:r>
+        <w:rPr>
+          <w:rFonts w:ascii="Microsoft YaHei" w:hAnsi="Microsoft YaHei"/>
+        </w:rPr>
+        <w:t xml:space="preserve">：动态市盈率仅 </w:t>
       </w:r>
       <w:r>
         <w:rPr>
@@ -1300,13 +608,166 @@
           <w:b/>
           <w:color w:val="1A1A1A"/>
         </w:rPr>
-        <w:t>65.5%</w:t>
+        <w:t>4.38 倍</w:t>
       </w:r>
       <w:r>
         <w:rPr>
           <w:rFonts w:ascii="Microsoft YaHei" w:hAnsi="Microsoft YaHei"/>
         </w:rPr>
-        <w:t>（74分钟流入 vs 39分钟流出），多头主导格局清晰。</w:t>
+        <w:t xml:space="preserve">，市净率 </w:t>
+      </w:r>
+      <w:r>
+        <w:rPr>
+          <w:rFonts w:ascii="Microsoft YaHei" w:hAnsi="Microsoft YaHei"/>
+          <w:b/>
+          <w:color w:val="1A1A1A"/>
+        </w:rPr>
+        <w:t>0.68 倍</w:t>
+      </w:r>
+      <w:r>
+        <w:rPr>
+          <w:rFonts w:ascii="Microsoft YaHei" w:hAnsi="Microsoft YaHei"/>
+        </w:rPr>
+        <w:t xml:space="preserve">，均处于历史低位区间，具备明显的估值安全垫。总市值 </w:t>
+      </w:r>
+      <w:r>
+        <w:rPr>
+          <w:rFonts w:ascii="Microsoft YaHei" w:hAnsi="Microsoft YaHei"/>
+          <w:b/>
+          <w:color w:val="1A1A1A"/>
+        </w:rPr>
+        <w:t>138.81 亿元</w:t>
+      </w:r>
+      <w:r>
+        <w:rPr>
+          <w:rFonts w:ascii="Microsoft YaHei" w:hAnsi="Microsoft YaHei"/>
+        </w:rPr>
+        <w:t xml:space="preserve">，流通市值 </w:t>
+      </w:r>
+      <w:r>
+        <w:rPr>
+          <w:rFonts w:ascii="Microsoft YaHei" w:hAnsi="Microsoft YaHei"/>
+          <w:b/>
+          <w:color w:val="1A1A1A"/>
+        </w:rPr>
+        <w:t>124.83 亿元</w:t>
+      </w:r>
+      <w:r>
+        <w:rPr>
+          <w:rFonts w:ascii="Microsoft YaHei" w:hAnsi="Microsoft YaHei"/>
+        </w:rPr>
+        <w:t>。</w:t>
+      </w:r>
+    </w:p>
+    <w:p>
+      <w:r>
+        <w:rPr>
+          <w:rFonts w:ascii="Microsoft YaHei" w:hAnsi="Microsoft YaHei"/>
+          <w:b/>
+          <w:color w:val="1A1A1A"/>
+        </w:rPr>
+        <w:t>量能方面</w:t>
+      </w:r>
+      <w:r>
+        <w:rPr>
+          <w:rFonts w:ascii="Microsoft YaHei" w:hAnsi="Microsoft YaHei"/>
+        </w:rPr>
+        <w:t xml:space="preserve">：今日午盘换手率 </w:t>
+      </w:r>
+      <w:r>
+        <w:rPr>
+          <w:rFonts w:ascii="Microsoft YaHei" w:hAnsi="Microsoft YaHei"/>
+          <w:b/>
+          <w:color w:val="1A1A1A"/>
+        </w:rPr>
+        <w:t>1.04%</w:t>
+      </w:r>
+      <w:r>
+        <w:rPr>
+          <w:rFonts w:ascii="Microsoft YaHei" w:hAnsi="Microsoft YaHei"/>
+        </w:rPr>
+        <w:t xml:space="preserve">，较上一交易日日终换手率 </w:t>
+      </w:r>
+      <w:r>
+        <w:rPr>
+          <w:rFonts w:ascii="Microsoft YaHei" w:hAnsi="Microsoft YaHei"/>
+          <w:b/>
+          <w:color w:val="1A1A1A"/>
+        </w:rPr>
+        <w:t>0.654%</w:t>
+      </w:r>
+      <w:r>
+        <w:rPr>
+          <w:rFonts w:ascii="Microsoft YaHei" w:hAnsi="Microsoft YaHei"/>
+        </w:rPr>
+        <w:t xml:space="preserve"> 放大 </w:t>
+      </w:r>
+      <w:r>
+        <w:rPr>
+          <w:rFonts w:ascii="Microsoft YaHei" w:hAnsi="Microsoft YaHei"/>
+          <w:b/>
+          <w:color w:val="1A1A1A"/>
+        </w:rPr>
+        <w:t>59%</w:t>
+      </w:r>
+      <w:r>
+        <w:rPr>
+          <w:rFonts w:ascii="Microsoft YaHei" w:hAnsi="Microsoft YaHei"/>
+        </w:rPr>
+        <w:t>，属于显著放量上涨。外盘（主动买）</w:t>
+      </w:r>
+      <w:r>
+        <w:rPr>
+          <w:rFonts w:ascii="Microsoft YaHei" w:hAnsi="Microsoft YaHei"/>
+          <w:b/>
+          <w:color w:val="1A1A1A"/>
+        </w:rPr>
+        <w:t>90,906手</w:t>
+      </w:r>
+      <w:r>
+        <w:rPr>
+          <w:rFonts w:ascii="Microsoft YaHei" w:hAnsi="Microsoft YaHei"/>
+        </w:rPr>
+        <w:t>，内盘（主动卖）</w:t>
+      </w:r>
+      <w:r>
+        <w:rPr>
+          <w:rFonts w:ascii="Microsoft YaHei" w:hAnsi="Microsoft YaHei"/>
+          <w:b/>
+          <w:color w:val="1A1A1A"/>
+        </w:rPr>
+        <w:t>75,797手</w:t>
+      </w:r>
+      <w:r>
+        <w:rPr>
+          <w:rFonts w:ascii="Microsoft YaHei" w:hAnsi="Microsoft YaHei"/>
+        </w:rPr>
+        <w:t>，外盘大于内盘，买盘意愿更强。</w:t>
+      </w:r>
+    </w:p>
+    <w:p>
+      <w:pPr>
+        <w:spacing w:before="240" w:after="240"/>
+        <w:pBdr>
+          <w:bottom w:val="single" w:sz="4" w:space="1" w:color="D0D7DE"/>
+        </w:pBdr>
+      </w:pPr>
+    </w:p>
+    <w:p>
+      <w:pPr>
+        <w:spacing w:before="360" w:after="80" w:line="288" w:lineRule="auto"/>
+        <w:pBdr>
+          <w:bottom w:val="single" w:sz="4" w:space="4" w:color="D0D7DE"/>
+        </w:pBdr>
+      </w:pPr>
+      <w:r>
+        <w:rPr>
+          <w:rFonts w:ascii="Microsoft YaHei" w:hAnsi="Microsoft YaHei"/>
+          <w:b/>
+          <w:color w:val="1A1A1A"/>
+          <w:sz w:val="28"/>
+        </w:rPr>
+        <w:t>资金面</w:t>
       </w:r>
     </w:p>
     <w:p>
@@ -1320,7 +781,100 @@
           <w:color w:val="333333"/>
           <w:sz w:val="24"/>
         </w:rPr>
-        <w:t>上一交易日资金细分（元）</w:t>
+        <w:t>逐分钟资金流向（今日午盘）</w:t>
+      </w:r>
+    </w:p>
+    <w:p>
+      <w:pPr>
+        <w:pStyle w:val="ListBullet"/>
+      </w:pPr>
+      <w:r>
+        <w:rPr>
+          <w:rFonts w:ascii="Microsoft YaHei" w:hAnsi="Microsoft YaHei"/>
+          <w:b/>
+          <w:color w:val="1A1A1A"/>
+        </w:rPr>
+        <w:t>净流入：+4,201.43 万元</w:t>
+      </w:r>
+    </w:p>
+    <w:p>
+      <w:pPr>
+        <w:pStyle w:val="ListBullet"/>
+      </w:pPr>
+      <w:r>
+        <w:rPr>
+          <w:rFonts w:ascii="Microsoft YaHei" w:hAnsi="Microsoft YaHei"/>
+        </w:rPr>
+        <w:t>资金流入分钟数：</w:t>
+      </w:r>
+      <w:r>
+        <w:rPr>
+          <w:rFonts w:ascii="Microsoft YaHei" w:hAnsi="Microsoft YaHei"/>
+          <w:b/>
+          <w:color w:val="1A1A1A"/>
+        </w:rPr>
+        <w:t>150 分钟</w:t>
+      </w:r>
+      <w:r>
+        <w:rPr>
+          <w:rFonts w:ascii="Microsoft YaHei" w:hAnsi="Microsoft YaHei"/>
+        </w:rPr>
+        <w:t xml:space="preserve"> | 流出分钟数：</w:t>
+      </w:r>
+      <w:r>
+        <w:rPr>
+          <w:rFonts w:ascii="Microsoft YaHei" w:hAnsi="Microsoft YaHei"/>
+          <w:b/>
+          <w:color w:val="1A1A1A"/>
+        </w:rPr>
+        <w:t>56 分钟</w:t>
+      </w:r>
+    </w:p>
+    <w:p>
+      <w:pPr>
+        <w:pStyle w:val="ListBullet"/>
+      </w:pPr>
+      <w:r>
+        <w:rPr>
+          <w:rFonts w:ascii="Microsoft YaHei" w:hAnsi="Microsoft YaHei"/>
+        </w:rPr>
+        <w:t>最大单分钟流入：340.3 万 | 最大单分钟流出：290.6 万</w:t>
+      </w:r>
+    </w:p>
+    <w:p>
+      <w:r>
+        <w:rPr>
+          <w:rFonts w:ascii="Microsoft YaHei" w:hAnsi="Microsoft YaHei"/>
+        </w:rPr>
+        <w:t xml:space="preserve">资金流入时长占比高达 </w:t>
+      </w:r>
+      <w:r>
+        <w:rPr>
+          <w:rFonts w:ascii="Microsoft YaHei" w:hAnsi="Microsoft YaHei"/>
+          <w:b/>
+          <w:color w:val="1A1A1A"/>
+        </w:rPr>
+        <w:t>72.8%</w:t>
+      </w:r>
+      <w:r>
+        <w:rPr>
+          <w:rFonts w:ascii="Microsoft YaHei" w:hAnsi="Microsoft YaHei"/>
+        </w:rPr>
+        <w:t>，流入强度远超流出，表明今日资金呈现持续、稳定的净流入态势。</w:t>
+      </w:r>
+    </w:p>
+    <w:p>
+      <w:pPr>
+        <w:spacing w:before="280" w:after="80" w:line="312" w:lineRule="auto"/>
+      </w:pPr>
+      <w:r>
+        <w:rPr>
+          <w:rFonts w:ascii="Microsoft YaHei" w:hAnsi="Microsoft YaHei"/>
+          <w:b/>
+          <w:color w:val="333333"/>
+          <w:sz w:val="24"/>
+        </w:rPr>
+        <w:t>上一个交易日资金细分</w:t>
       </w:r>
     </w:p>
     <w:tbl>
@@ -1376,7 +930,7 @@
                 <w:color w:val="1A1A1A"/>
                 <w:sz w:val="18"/>
               </w:rPr>
-              <w:t>净额</w:t>
+              <w:t>净额（元）</w:t>
             </w:r>
           </w:p>
         </w:tc>
@@ -1397,7 +951,7 @@
                 <w:color w:val="1A1A1A"/>
                 <w:sz w:val="18"/>
               </w:rPr>
-              <w:t>买入</w:t>
+              <w:t>买入（元）</w:t>
             </w:r>
           </w:p>
         </w:tc>
@@ -1418,7 +972,7 @@
                 <w:color w:val="1A1A1A"/>
                 <w:sz w:val="18"/>
               </w:rPr>
-              <w:t>卖出</w:t>
+              <w:t>卖出（元）</w:t>
             </w:r>
           </w:p>
         </w:tc>
@@ -1458,7 +1012,7 @@
                 <w:color w:val="1A1A1A"/>
                 <w:sz w:val="18"/>
               </w:rPr>
-              <w:t>+2,048.39万</w:t>
+              <w:t>+20,551,538</w:t>
             </w:r>
           </w:p>
         </w:tc>
@@ -1476,7 +1030,7 @@
                 <w:rFonts w:ascii="Microsoft YaHei" w:hAnsi="Microsoft YaHei"/>
                 <w:sz w:val="18"/>
               </w:rPr>
-              <w:t>3,325.77万</w:t>
+              <w:t>34,673,872</w:t>
             </w:r>
           </w:p>
         </w:tc>
@@ -1494,7 +1048,7 @@
                 <w:rFonts w:ascii="Microsoft YaHei" w:hAnsi="Microsoft YaHei"/>
                 <w:sz w:val="18"/>
               </w:rPr>
-              <w:t>1,277.39万</w:t>
+              <w:t>14,122,334</w:t>
             </w:r>
           </w:p>
         </w:tc>
@@ -1536,7 +1090,7 @@
                 <w:color w:val="1A1A1A"/>
                 <w:sz w:val="18"/>
               </w:rPr>
-              <w:t>+585.83万</w:t>
+              <w:t>+11,299,876</w:t>
             </w:r>
           </w:p>
         </w:tc>
@@ -1555,7 +1109,7 @@
                 <w:rFonts w:ascii="Microsoft YaHei" w:hAnsi="Microsoft YaHei"/>
                 <w:sz w:val="18"/>
               </w:rPr>
-              <w:t>2,261.10万</w:t>
+              <w:t>30,994,616</w:t>
             </w:r>
           </w:p>
         </w:tc>
@@ -1574,7 +1128,7 @@
                 <w:rFonts w:ascii="Microsoft YaHei" w:hAnsi="Microsoft YaHei"/>
                 <w:sz w:val="18"/>
               </w:rPr>
-              <w:t>1,675.26万</w:t>
+              <w:t>19,694,740</w:t>
             </w:r>
           </w:p>
         </w:tc>
@@ -1614,7 +1168,7 @@
                 <w:color w:val="1A1A1A"/>
                 <w:sz w:val="18"/>
               </w:rPr>
-              <w:t>+309.65万</w:t>
+              <w:t>+10,148,867</w:t>
             </w:r>
           </w:p>
         </w:tc>
@@ -1632,7 +1186,7 @@
                 <w:rFonts w:ascii="Microsoft YaHei" w:hAnsi="Microsoft YaHei"/>
                 <w:sz w:val="18"/>
               </w:rPr>
-              <w:t>658.32万</w:t>
+              <w:t>15,137,924</w:t>
             </w:r>
           </w:p>
         </w:tc>
@@ -1650,7 +1204,7 @@
                 <w:rFonts w:ascii="Microsoft YaHei" w:hAnsi="Microsoft YaHei"/>
                 <w:sz w:val="18"/>
               </w:rPr>
-              <w:t>348.67万</w:t>
+              <w:t>4,989,057</w:t>
             </w:r>
           </w:p>
         </w:tc>
@@ -1694,7 +1248,7 @@
                 <w:color w:val="1A1A1A"/>
                 <w:sz w:val="18"/>
               </w:rPr>
-              <w:t>+2,943.87万</w:t>
+              <w:t>+42,000,281</w:t>
             </w:r>
           </w:p>
         </w:tc>
@@ -1744,7 +1298,7 @@
         <w:rPr>
           <w:rFonts w:ascii="Microsoft YaHei" w:hAnsi="Microsoft YaHei"/>
         </w:rPr>
-        <w:t xml:space="preserve">大单净流入 </w:t>
+        <w:t xml:space="preserve">上一交易日大单已呈净流入 </w:t>
       </w:r>
       <w:r>
         <w:rPr>
@@ -1752,13 +1306,13 @@
           <w:b/>
           <w:color w:val="1A1A1A"/>
         </w:rPr>
-        <w:t>2,048万元</w:t>
+        <w:t>2,055 万元</w:t>
       </w:r>
       <w:r>
         <w:rPr>
           <w:rFonts w:ascii="Microsoft YaHei" w:hAnsi="Microsoft YaHei"/>
         </w:rPr>
-        <w:t xml:space="preserve">，占合计净流入的 </w:t>
+        <w:t xml:space="preserve">，今日午盘继续净流入 </w:t>
       </w:r>
       <w:r>
         <w:rPr>
@@ -1766,13 +1320,13 @@
           <w:b/>
           <w:color w:val="1A1A1A"/>
         </w:rPr>
-        <w:t>69.6%</w:t>
+        <w:t>4,201 万元</w:t>
       </w:r>
       <w:r>
         <w:rPr>
           <w:rFonts w:ascii="Microsoft YaHei" w:hAnsi="Microsoft YaHei"/>
         </w:rPr>
-        <w:t>，主力资金入场意愿明确，且呈现"大单领衔、中小单跟进"的合力局面。</w:t>
+        <w:t>，大资金连续两日主动吸筹，信号积极。</w:t>
       </w:r>
     </w:p>
     <w:p>
@@ -1786,7 +1340,118 @@
           <w:color w:val="333333"/>
           <w:sz w:val="24"/>
         </w:rPr>
-        <w:t>融资融券</w:t>
+        <w:t>融资融券（上一交易日日终）</w:t>
+      </w:r>
+    </w:p>
+    <w:p>
+      <w:pPr>
+        <w:pStyle w:val="ListBullet"/>
+      </w:pPr>
+      <w:r>
+        <w:rPr>
+          <w:rFonts w:ascii="Microsoft YaHei" w:hAnsi="Microsoft YaHei"/>
+        </w:rPr>
+        <w:t>融资余额：</w:t>
+      </w:r>
+      <w:r>
+        <w:rPr>
+          <w:rFonts w:ascii="Microsoft YaHei" w:hAnsi="Microsoft YaHei"/>
+          <w:b/>
+          <w:color w:val="1A1A1A"/>
+        </w:rPr>
+        <w:t>4.75 亿</w:t>
+      </w:r>
+      <w:r>
+        <w:rPr>
+          <w:rFonts w:ascii="Microsoft YaHei" w:hAnsi="Microsoft YaHei"/>
+        </w:rPr>
+        <w:t xml:space="preserve">（较前日 </w:t>
+      </w:r>
+      <w:r>
+        <w:rPr>
+          <w:rFonts w:ascii="Microsoft YaHei" w:hAnsi="Microsoft YaHei"/>
+          <w:b/>
+          <w:color w:val="1A1A1A"/>
+        </w:rPr>
+        <w:t>-0.63%</w:t>
+      </w:r>
+      <w:r>
+        <w:rPr>
+          <w:rFonts w:ascii="Microsoft YaHei" w:hAnsi="Microsoft YaHei"/>
+        </w:rPr>
+        <w:t>）</w:t>
+      </w:r>
+    </w:p>
+    <w:p>
+      <w:pPr>
+        <w:pStyle w:val="ListBullet"/>
+      </w:pPr>
+      <w:r>
+        <w:rPr>
+          <w:rFonts w:ascii="Microsoft YaHei" w:hAnsi="Microsoft YaHei"/>
+        </w:rPr>
+        <w:t>融券余额：</w:t>
+      </w:r>
+      <w:r>
+        <w:rPr>
+          <w:rFonts w:ascii="Microsoft YaHei" w:hAnsi="Microsoft YaHei"/>
+          <w:b/>
+          <w:color w:val="1A1A1A"/>
+        </w:rPr>
+        <w:t>0.01 亿</w:t>
+      </w:r>
+      <w:r>
+        <w:rPr>
+          <w:rFonts w:ascii="Microsoft YaHei" w:hAnsi="Microsoft YaHei"/>
+        </w:rPr>
+        <w:t xml:space="preserve">（较前日 </w:t>
+      </w:r>
+      <w:r>
+        <w:rPr>
+          <w:rFonts w:ascii="Microsoft YaHei" w:hAnsi="Microsoft YaHei"/>
+          <w:b/>
+          <w:color w:val="1A1A1A"/>
+        </w:rPr>
+        <w:t>-19.21%</w:t>
+      </w:r>
+      <w:r>
+        <w:rPr>
+          <w:rFonts w:ascii="Microsoft YaHei" w:hAnsi="Microsoft YaHei"/>
+        </w:rPr>
+        <w:t>）</w:t>
+      </w:r>
+    </w:p>
+    <w:p>
+      <w:r>
+        <w:rPr>
+          <w:rFonts w:ascii="Microsoft YaHei" w:hAnsi="Microsoft YaHei"/>
+        </w:rPr>
+        <w:t>融资余额小幅下降，融券余额大幅缩减，空头力量明显收缩。</w:t>
+      </w:r>
+    </w:p>
+    <w:p>
+      <w:pPr>
+        <w:spacing w:before="240" w:after="240"/>
+        <w:pBdr>
+          <w:bottom w:val="single" w:sz="4" w:space="1" w:color="D0D7DE"/>
+        </w:pBdr>
+      </w:pPr>
+    </w:p>
+    <w:p>
+      <w:pPr>
+        <w:spacing w:before="360" w:after="80" w:line="288" w:lineRule="auto"/>
+        <w:pBdr>
+          <w:bottom w:val="single" w:sz="4" w:space="4" w:color="D0D7DE"/>
+        </w:pBdr>
+      </w:pPr>
+      <w:r>
+        <w:rPr>
+          <w:rFonts w:ascii="Microsoft YaHei" w:hAnsi="Microsoft YaHei"/>
+          <w:b/>
+          <w:color w:val="1A1A1A"/>
+          <w:sz w:val="28"/>
+        </w:rPr>
+        <w:t>技术面</w:t>
       </w:r>
     </w:p>
     <w:tbl>
@@ -1820,7 +1485,7 @@
                 <w:color w:val="1A1A1A"/>
                 <w:sz w:val="18"/>
               </w:rPr>
-              <w:t>指标</w:t>
+              <w:t>均线/布林带</w:t>
             </w:r>
           </w:p>
         </w:tc>
@@ -1841,7 +1506,7 @@
                 <w:color w:val="1A1A1A"/>
                 <w:sz w:val="18"/>
               </w:rPr>
-              <w:t>数值</w:t>
+              <w:t>价位（元）</w:t>
             </w:r>
           </w:p>
         </w:tc>
@@ -1862,345 +1527,7 @@
                 <w:color w:val="1A1A1A"/>
                 <w:sz w:val="18"/>
               </w:rPr>
-              <w:t>变动</w:t>
-            </w:r>
-          </w:p>
-        </w:tc>
-      </w:tr>
-      <w:tr>
-        <w:tc>
-          <w:tcPr>
-            <w:tcW w:type="dxa" w:w="3022"/>
-          </w:tcPr>
-          <w:p>
-            <w:pPr>
-              <w:spacing w:before="40" w:after="40" w:line="288" w:lineRule="auto"/>
-            </w:pPr>
-            <w:r/>
-            <w:r>
-              <w:rPr>
-                <w:rFonts w:ascii="Microsoft YaHei" w:hAnsi="Microsoft YaHei"/>
-                <w:sz w:val="18"/>
-              </w:rPr>
-              <w:t>融资余额</w:t>
-            </w:r>
-          </w:p>
-        </w:tc>
-        <w:tc>
-          <w:tcPr>
-            <w:tcW w:type="dxa" w:w="3022"/>
-          </w:tcPr>
-          <w:p>
-            <w:pPr>
-              <w:spacing w:before="40" w:after="40" w:line="288" w:lineRule="auto"/>
-            </w:pPr>
-            <w:r/>
-            <w:r>
-              <w:rPr>
-                <w:rFonts w:ascii="Microsoft YaHei" w:hAnsi="Microsoft YaHei"/>
-                <w:b/>
-                <w:color w:val="1A1A1A"/>
-                <w:sz w:val="18"/>
-              </w:rPr>
-              <w:t>4.75亿元</w:t>
-            </w:r>
-          </w:p>
-        </w:tc>
-        <w:tc>
-          <w:tcPr>
-            <w:tcW w:type="dxa" w:w="3022"/>
-          </w:tcPr>
-          <w:p>
-            <w:pPr>
-              <w:spacing w:before="40" w:after="40" w:line="288" w:lineRule="auto"/>
-            </w:pPr>
-            <w:r/>
-            <w:r>
-              <w:rPr>
-                <w:rFonts w:ascii="Microsoft YaHei" w:hAnsi="Microsoft YaHei"/>
-                <w:sz w:val="18"/>
-              </w:rPr>
-              <w:t xml:space="preserve">较前日 </w:t>
-            </w:r>
-            <w:r>
-              <w:rPr>
-                <w:rFonts w:ascii="Microsoft YaHei" w:hAnsi="Microsoft YaHei"/>
-                <w:b/>
-                <w:color w:val="1A1A1A"/>
-                <w:sz w:val="18"/>
-              </w:rPr>
-              <w:t>-0.63%</w:t>
-            </w:r>
-            <w:r>
-              <w:rPr>
-                <w:rFonts w:ascii="Microsoft YaHei" w:hAnsi="Microsoft YaHei"/>
-                <w:sz w:val="18"/>
-              </w:rPr>
-              <w:t>（净偿还300.5万元）</w:t>
-            </w:r>
-          </w:p>
-        </w:tc>
-      </w:tr>
-      <w:tr>
-        <w:tc>
-          <w:tcPr>
-            <w:tcW w:type="dxa" w:w="3022"/>
-            <w:shd w:fill="F8F9FA" w:val="clear"/>
-          </w:tcPr>
-          <w:p>
-            <w:pPr>
-              <w:spacing w:before="40" w:after="40" w:line="288" w:lineRule="auto"/>
-            </w:pPr>
-            <w:r/>
-            <w:r>
-              <w:rPr>
-                <w:rFonts w:ascii="Microsoft YaHei" w:hAnsi="Microsoft YaHei"/>
-                <w:sz w:val="18"/>
-              </w:rPr>
-              <w:t>融券余额</w:t>
-            </w:r>
-          </w:p>
-        </w:tc>
-        <w:tc>
-          <w:tcPr>
-            <w:tcW w:type="dxa" w:w="3022"/>
-            <w:shd w:fill="F8F9FA" w:val="clear"/>
-          </w:tcPr>
-          <w:p>
-            <w:pPr>
-              <w:spacing w:before="40" w:after="40" w:line="288" w:lineRule="auto"/>
-            </w:pPr>
-            <w:r/>
-            <w:r>
-              <w:rPr>
-                <w:rFonts w:ascii="Microsoft YaHei" w:hAnsi="Microsoft YaHei"/>
-                <w:b/>
-                <w:color w:val="1A1A1A"/>
-                <w:sz w:val="18"/>
-              </w:rPr>
-              <w:t>0.01亿元</w:t>
-            </w:r>
-          </w:p>
-        </w:tc>
-        <w:tc>
-          <w:tcPr>
-            <w:tcW w:type="dxa" w:w="3022"/>
-            <w:shd w:fill="F8F9FA" w:val="clear"/>
-          </w:tcPr>
-          <w:p>
-            <w:pPr>
-              <w:spacing w:before="40" w:after="40" w:line="288" w:lineRule="auto"/>
-            </w:pPr>
-            <w:r/>
-            <w:r>
-              <w:rPr>
-                <w:rFonts w:ascii="Microsoft YaHei" w:hAnsi="Microsoft YaHei"/>
-                <w:sz w:val="18"/>
-              </w:rPr>
-              <w:t xml:space="preserve">较前日 </w:t>
-            </w:r>
-            <w:r>
-              <w:rPr>
-                <w:rFonts w:ascii="Microsoft YaHei" w:hAnsi="Microsoft YaHei"/>
-                <w:b/>
-                <w:color w:val="1A1A1A"/>
-                <w:sz w:val="18"/>
-              </w:rPr>
-              <w:t>-19.21%</w:t>
-            </w:r>
-          </w:p>
-        </w:tc>
-      </w:tr>
-      <w:tr>
-        <w:tc>
-          <w:tcPr>
-            <w:tcW w:type="dxa" w:w="3022"/>
-          </w:tcPr>
-          <w:p>
-            <w:pPr>
-              <w:spacing w:before="40" w:after="40" w:line="288" w:lineRule="auto"/>
-            </w:pPr>
-            <w:r/>
-            <w:r>
-              <w:rPr>
-                <w:rFonts w:ascii="Microsoft YaHei" w:hAnsi="Microsoft YaHei"/>
-                <w:sz w:val="18"/>
-              </w:rPr>
-              <w:t>融资余额占流通市值</w:t>
-            </w:r>
-          </w:p>
-        </w:tc>
-        <w:tc>
-          <w:tcPr>
-            <w:tcW w:type="dxa" w:w="3022"/>
-          </w:tcPr>
-          <w:p>
-            <w:pPr>
-              <w:spacing w:before="40" w:after="40" w:line="288" w:lineRule="auto"/>
-            </w:pPr>
-            <w:r/>
-            <w:r>
-              <w:rPr>
-                <w:rFonts w:ascii="Microsoft YaHei" w:hAnsi="Microsoft YaHei"/>
-                <w:b/>
-                <w:color w:val="1A1A1A"/>
-                <w:sz w:val="18"/>
-              </w:rPr>
-              <w:t>3.90%</w:t>
-            </w:r>
-          </w:p>
-        </w:tc>
-        <w:tc>
-          <w:tcPr>
-            <w:tcW w:type="dxa" w:w="3022"/>
-          </w:tcPr>
-          <w:p>
-            <w:pPr>
-              <w:spacing w:before="40" w:after="40" w:line="288" w:lineRule="auto"/>
-            </w:pPr>
-            <w:r/>
-            <w:r>
-              <w:rPr>
-                <w:rFonts w:ascii="Microsoft YaHei" w:hAnsi="Microsoft YaHei"/>
-                <w:sz w:val="18"/>
-              </w:rPr>
-              <w:t xml:space="preserve">低于近一年 </w:t>
-            </w:r>
-            <w:r>
-              <w:rPr>
-                <w:rFonts w:ascii="Microsoft YaHei" w:hAnsi="Microsoft YaHei"/>
-                <w:b/>
-                <w:color w:val="1A1A1A"/>
-                <w:sz w:val="18"/>
-              </w:rPr>
-              <w:t>10%分位水平</w:t>
-            </w:r>
-          </w:p>
-        </w:tc>
-      </w:tr>
-    </w:tbl>
-    <w:p/>
-    <w:p>
-      <w:r>
-        <w:rPr>
-          <w:rFonts w:ascii="Microsoft YaHei" w:hAnsi="Microsoft YaHei"/>
-        </w:rPr>
-        <w:t>融资余额处于历史低位，表明杠杆资金参与度极低，后续融资买入回升空间较大；融券余额同步下降，空头力量减弱。</w:t>
-      </w:r>
-    </w:p>
-    <w:p>
-      <w:pPr>
-        <w:spacing w:before="240" w:after="240"/>
-        <w:pBdr>
-          <w:bottom w:val="single" w:sz="4" w:space="1" w:color="D0D7DE"/>
-        </w:pBdr>
-      </w:pPr>
-    </w:p>
-    <w:p>
-      <w:pPr>
-        <w:spacing w:before="360" w:after="80" w:line="288" w:lineRule="auto"/>
-        <w:pBdr>
-          <w:bottom w:val="single" w:sz="4" w:space="4" w:color="D0D7DE"/>
-        </w:pBdr>
-      </w:pPr>
-      <w:r>
-        <w:rPr>
-          <w:rFonts w:ascii="Microsoft YaHei" w:hAnsi="Microsoft YaHei"/>
-          <w:b/>
-          <w:color w:val="1A1A1A"/>
-          <w:sz w:val="28"/>
-        </w:rPr>
-        <w:t>技术面</w:t>
-      </w:r>
-    </w:p>
-    <w:p>
-      <w:pPr>
-        <w:spacing w:before="280" w:after="80" w:line="312" w:lineRule="auto"/>
-      </w:pPr>
-      <w:r>
-        <w:rPr>
-          <w:rFonts w:ascii="Microsoft YaHei" w:hAnsi="Microsoft YaHei"/>
-          <w:b/>
-          <w:color w:val="333333"/>
-          <w:sz w:val="24"/>
-        </w:rPr>
-        <w:t>均线与布林带位置</w:t>
-      </w:r>
-    </w:p>
-    <w:tbl>
-      <w:tblPr>
-        <w:tblStyle w:val="TableGrid"/>
-        <w:tblW w:type="auto" w:w="0"/>
-        <w:jc w:val="center"/>
-        <w:tblLayout w:type="autofit"/>
-        <w:tblLook w:firstColumn="1" w:firstRow="1" w:lastColumn="0" w:lastRow="0" w:noHBand="0" w:noVBand="1" w:val="04A0"/>
-      </w:tblPr>
-      <w:tblGrid>
-        <w:gridCol w:w="3022"/>
-        <w:gridCol w:w="3022"/>
-        <w:gridCol w:w="3022"/>
-      </w:tblGrid>
-      <w:tr>
-        <w:tc>
-          <w:tcPr>
-            <w:tcW w:type="dxa" w:w="3022"/>
-            <w:shd w:fill="F6F8FA" w:val="clear"/>
-          </w:tcPr>
-          <w:p>
-            <w:pPr>
-              <w:spacing w:before="40" w:after="40" w:line="288" w:lineRule="auto"/>
-            </w:pPr>
-            <w:r/>
-            <w:r>
-              <w:rPr>
-                <w:rFonts w:ascii="Microsoft YaHei" w:hAnsi="Microsoft YaHei"/>
-                <w:b/>
-                <w:color w:val="1A1A1A"/>
-                <w:sz w:val="18"/>
-              </w:rPr>
-              <w:t>指标</w:t>
-            </w:r>
-          </w:p>
-        </w:tc>
-        <w:tc>
-          <w:tcPr>
-            <w:tcW w:type="dxa" w:w="3022"/>
-            <w:shd w:fill="F6F8FA" w:val="clear"/>
-          </w:tcPr>
-          <w:p>
-            <w:pPr>
-              <w:spacing w:before="40" w:after="40" w:line="288" w:lineRule="auto"/>
-            </w:pPr>
-            <w:r/>
-            <w:r>
-              <w:rPr>
-                <w:rFonts w:ascii="Microsoft YaHei" w:hAnsi="Microsoft YaHei"/>
-                <w:b/>
-                <w:color w:val="1A1A1A"/>
-                <w:sz w:val="18"/>
-              </w:rPr>
-              <w:t>价位</w:t>
-            </w:r>
-          </w:p>
-        </w:tc>
-        <w:tc>
-          <w:tcPr>
-            <w:tcW w:type="dxa" w:w="3022"/>
-            <w:shd w:fill="F6F8FA" w:val="clear"/>
-          </w:tcPr>
-          <w:p>
-            <w:pPr>
-              <w:spacing w:before="40" w:after="40" w:line="288" w:lineRule="auto"/>
-            </w:pPr>
-            <w:r/>
-            <w:r>
-              <w:rPr>
-                <w:rFonts w:ascii="Microsoft YaHei" w:hAnsi="Microsoft YaHei"/>
-                <w:b/>
-                <w:color w:val="1A1A1A"/>
-                <w:sz w:val="18"/>
-              </w:rPr>
-              <w:t>与现价关系</w:t>
+              <w:t>当前价偏离度</w:t>
             </w:r>
           </w:p>
         </w:tc>
@@ -2236,11 +1563,9 @@
             <w:r>
               <w:rPr>
                 <w:rFonts w:ascii="Microsoft YaHei" w:hAnsi="Microsoft YaHei"/>
-                <w:b/>
-                <w:color w:val="1A1A1A"/>
                 <w:sz w:val="18"/>
               </w:rPr>
-              <w:t>7.61元</w:t>
+              <w:t>7.61</w:t>
             </w:r>
           </w:p>
         </w:tc>
@@ -2256,25 +1581,11 @@
             <w:r>
               <w:rPr>
                 <w:rFonts w:ascii="Microsoft YaHei" w:hAnsi="Microsoft YaHei"/>
-                <w:sz w:val="18"/>
-              </w:rPr>
-              <w:t xml:space="preserve">现价在其上方 </w:t>
-            </w:r>
-            <w:r>
-              <w:rPr>
-                <w:rFonts w:ascii="Microsoft YaHei" w:hAnsi="Microsoft YaHei"/>
                 <w:b/>
                 <w:color w:val="1A1A1A"/>
                 <w:sz w:val="18"/>
               </w:rPr>
-              <w:t>2.2%</w:t>
-            </w:r>
-            <w:r>
-              <w:rPr>
-                <w:rFonts w:ascii="Microsoft YaHei" w:hAnsi="Microsoft YaHei"/>
-                <w:sz w:val="18"/>
-              </w:rPr>
-              <w:t xml:space="preserve"> ✅</w:t>
+              <w:t>+2.2%</w:t>
             </w:r>
           </w:p>
         </w:tc>
@@ -2312,11 +1623,9 @@
             <w:r>
               <w:rPr>
                 <w:rFonts w:ascii="Microsoft YaHei" w:hAnsi="Microsoft YaHei"/>
-                <w:b/>
-                <w:color w:val="1A1A1A"/>
                 <w:sz w:val="18"/>
               </w:rPr>
-              <w:t>7.67元</w:t>
+              <w:t>7.67</w:t>
             </w:r>
           </w:p>
         </w:tc>
@@ -2333,25 +1642,11 @@
             <w:r>
               <w:rPr>
                 <w:rFonts w:ascii="Microsoft YaHei" w:hAnsi="Microsoft YaHei"/>
-                <w:sz w:val="18"/>
-              </w:rPr>
-              <w:t xml:space="preserve">现价在其上方 </w:t>
-            </w:r>
-            <w:r>
-              <w:rPr>
-                <w:rFonts w:ascii="Microsoft YaHei" w:hAnsi="Microsoft YaHei"/>
                 <w:b/>
                 <w:color w:val="1A1A1A"/>
                 <w:sz w:val="18"/>
               </w:rPr>
-              <w:t>1.4%</w:t>
-            </w:r>
-            <w:r>
-              <w:rPr>
-                <w:rFonts w:ascii="Microsoft YaHei" w:hAnsi="Microsoft YaHei"/>
-                <w:sz w:val="18"/>
-              </w:rPr>
-              <w:t xml:space="preserve"> ✅</w:t>
+              <w:t>+1.4%</w:t>
             </w:r>
           </w:p>
         </w:tc>
@@ -2387,11 +1682,9 @@
             <w:r>
               <w:rPr>
                 <w:rFonts w:ascii="Microsoft YaHei" w:hAnsi="Microsoft YaHei"/>
-                <w:b/>
-                <w:color w:val="1A1A1A"/>
                 <w:sz w:val="18"/>
               </w:rPr>
-              <w:t>7.57元</w:t>
+              <w:t>7.57</w:t>
             </w:r>
           </w:p>
         </w:tc>
@@ -2407,25 +1700,11 @@
             <w:r>
               <w:rPr>
                 <w:rFonts w:ascii="Microsoft YaHei" w:hAnsi="Microsoft YaHei"/>
-                <w:sz w:val="18"/>
-              </w:rPr>
-              <w:t xml:space="preserve">现价在其上方 </w:t>
-            </w:r>
-            <w:r>
-              <w:rPr>
-                <w:rFonts w:ascii="Microsoft YaHei" w:hAnsi="Microsoft YaHei"/>
                 <w:b/>
                 <w:color w:val="1A1A1A"/>
                 <w:sz w:val="18"/>
               </w:rPr>
-              <w:t>2.8%</w:t>
-            </w:r>
-            <w:r>
-              <w:rPr>
-                <w:rFonts w:ascii="Microsoft YaHei" w:hAnsi="Microsoft YaHei"/>
-                <w:sz w:val="18"/>
-              </w:rPr>
-              <w:t xml:space="preserve"> ✅</w:t>
+              <w:t>+2.8%</w:t>
             </w:r>
           </w:p>
         </w:tc>
@@ -2446,28 +1725,7 @@
                 <w:rFonts w:ascii="Microsoft YaHei" w:hAnsi="Microsoft YaHei"/>
                 <w:sz w:val="18"/>
               </w:rPr>
-              <w:t>布林上轨</w:t>
-            </w:r>
-          </w:p>
-        </w:tc>
-        <w:tc>
-          <w:tcPr>
-            <w:tcW w:type="dxa" w:w="3022"/>
-            <w:shd w:fill="F8F9FA" w:val="clear"/>
-          </w:tcPr>
-          <w:p>
-            <w:pPr>
-              <w:spacing w:before="40" w:after="40" w:line="288" w:lineRule="auto"/>
-            </w:pPr>
-            <w:r/>
-            <w:r>
-              <w:rPr>
-                <w:rFonts w:ascii="Microsoft YaHei" w:hAnsi="Microsoft YaHei"/>
-                <w:b/>
-                <w:color w:val="1A1A1A"/>
-                <w:sz w:val="18"/>
-              </w:rPr>
-              <w:t>7.85元</w:t>
+              <w:t>布林带上轨</w:t>
             </w:r>
           </w:p>
         </w:tc>
@@ -2486,7 +1744,26 @@
                 <w:rFonts w:ascii="Microsoft YaHei" w:hAnsi="Microsoft YaHei"/>
                 <w:sz w:val="18"/>
               </w:rPr>
-              <w:t xml:space="preserve">现价距上轨仅 </w:t>
+              <w:t>7.85</w:t>
+            </w:r>
+          </w:p>
+        </w:tc>
+        <w:tc>
+          <w:tcPr>
+            <w:tcW w:type="dxa" w:w="3022"/>
+            <w:shd w:fill="F8F9FA" w:val="clear"/>
+          </w:tcPr>
+          <w:p>
+            <w:pPr>
+              <w:spacing w:before="40" w:after="40" w:line="288" w:lineRule="auto"/>
+            </w:pPr>
+            <w:r/>
+            <w:r>
+              <w:rPr>
+                <w:rFonts w:ascii="Microsoft YaHei" w:hAnsi="Microsoft YaHei"/>
+                <w:sz w:val="18"/>
+              </w:rPr>
+              <w:t xml:space="preserve">距离上轨 </w:t>
             </w:r>
             <w:r>
               <w:rPr>
@@ -2496,13 +1773,6 @@
                 <w:sz w:val="18"/>
               </w:rPr>
               <w:t>0.9%</w:t>
-            </w:r>
-            <w:r>
-              <w:rPr>
-                <w:rFonts w:ascii="Microsoft YaHei" w:hAnsi="Microsoft YaHei"/>
-                <w:sz w:val="18"/>
-              </w:rPr>
-              <w:t xml:space="preserve"> ⚠️</w:t>
             </w:r>
           </w:p>
         </w:tc>
@@ -2522,7 +1792,7 @@
                 <w:rFonts w:ascii="Microsoft YaHei" w:hAnsi="Microsoft YaHei"/>
                 <w:sz w:val="18"/>
               </w:rPr>
-              <w:t>布林下轨</w:t>
+              <w:t>布林带下轨</w:t>
             </w:r>
           </w:p>
         </w:tc>
@@ -2538,11 +1808,9 @@
             <w:r>
               <w:rPr>
                 <w:rFonts w:ascii="Microsoft YaHei" w:hAnsi="Microsoft YaHei"/>
-                <w:b/>
-                <w:color w:val="1A1A1A"/>
                 <w:sz w:val="18"/>
               </w:rPr>
-              <w:t>7.29元</w:t>
+              <w:t>7.29</w:t>
             </w:r>
           </w:p>
         </w:tc>
@@ -2571,27 +1839,8 @@
       <w:r>
         <w:rPr>
           <w:rFonts w:ascii="Microsoft YaHei" w:hAnsi="Microsoft YaHei"/>
-          <w:b/>
-          <w:color w:val="1A1A1A"/>
         </w:rPr>
-        <w:t>技术形态判断</w:t>
-      </w:r>
-      <w:r>
-        <w:rPr>
-          <w:rFonts w:ascii="Microsoft YaHei" w:hAnsi="Microsoft YaHei"/>
-        </w:rPr>
-        <w:t>：</w:t>
-      </w:r>
-    </w:p>
-    <w:p>
-      <w:pPr>
-        <w:pStyle w:val="ListBullet"/>
-      </w:pPr>
-      <w:r>
-        <w:rPr>
-          <w:rFonts w:ascii="Microsoft YaHei" w:hAnsi="Microsoft YaHei"/>
-        </w:rPr>
-        <w:t xml:space="preserve">股价站稳 </w:t>
+        <w:t xml:space="preserve">当前价 </w:t>
       </w:r>
       <w:r>
         <w:rPr>
@@ -2599,41 +1848,13 @@
           <w:b/>
           <w:color w:val="1A1A1A"/>
         </w:rPr>
-        <w:t>MA5（7.61）</w:t>
+        <w:t>7.78 元</w:t>
       </w:r>
       <w:r>
         <w:rPr>
           <w:rFonts w:ascii="Microsoft YaHei" w:hAnsi="Microsoft YaHei"/>
         </w:rPr>
-        <w:t>、</w:t>
-      </w:r>
-      <w:r>
-        <w:rPr>
-          <w:rFonts w:ascii="Microsoft YaHei" w:hAnsi="Microsoft YaHei"/>
-          <w:b/>
-          <w:color w:val="1A1A1A"/>
-        </w:rPr>
-        <w:t>MA10（7.67）</w:t>
-      </w:r>
-      <w:r>
-        <w:rPr>
-          <w:rFonts w:ascii="Microsoft YaHei" w:hAnsi="Microsoft YaHei"/>
-        </w:rPr>
-        <w:t>、</w:t>
-      </w:r>
-      <w:r>
-        <w:rPr>
-          <w:rFonts w:ascii="Microsoft YaHei" w:hAnsi="Microsoft YaHei"/>
-          <w:b/>
-          <w:color w:val="1A1A1A"/>
-        </w:rPr>
-        <w:t>MA20（7.57）</w:t>
-      </w:r>
-      <w:r>
-        <w:rPr>
-          <w:rFonts w:ascii="Microsoft YaHei" w:hAnsi="Microsoft YaHei"/>
-        </w:rPr>
-        <w:t xml:space="preserve"> 三条均线，均线系统呈 </w:t>
+        <w:t xml:space="preserve"> 已站稳 MA5（7.61）、MA10（7.67）、MA20（7.57）三条均线上方，呈 </w:t>
       </w:r>
       <w:r>
         <w:rPr>
@@ -2643,16 +1864,11 @@
         </w:rPr>
         <w:t>多头排列</w:t>
       </w:r>
-    </w:p>
-    <w:p>
-      <w:pPr>
-        <w:pStyle w:val="ListBullet"/>
-      </w:pPr>
       <w:r>
         <w:rPr>
           <w:rFonts w:ascii="Microsoft YaHei" w:hAnsi="Microsoft YaHei"/>
         </w:rPr>
-        <w:t xml:space="preserve">当前价位距布林上轨 </w:t>
+        <w:t xml:space="preserve"> 雏形。股价距布林带上轨 </w:t>
       </w:r>
       <w:r>
         <w:rPr>
@@ -2660,13 +1876,13 @@
           <w:b/>
           <w:color w:val="1A1A1A"/>
         </w:rPr>
-        <w:t>7.85元</w:t>
+        <w:t>7.85 元</w:t>
       </w:r>
       <w:r>
         <w:rPr>
           <w:rFonts w:ascii="Microsoft YaHei" w:hAnsi="Microsoft YaHei"/>
         </w:rPr>
-        <w:t xml:space="preserve"> 仅一步之遥（偏离度 </w:t>
+        <w:t xml:space="preserve"> 仅差 </w:t>
       </w:r>
       <w:r>
         <w:rPr>
@@ -2680,46 +1896,7 @@
         <w:rPr>
           <w:rFonts w:ascii="Microsoft YaHei" w:hAnsi="Microsoft YaHei"/>
         </w:rPr>
-        <w:t>），短期面临上轨压制</w:t>
-      </w:r>
-    </w:p>
-    <w:p>
-      <w:pPr>
-        <w:pStyle w:val="ListBullet"/>
-      </w:pPr>
-      <w:r>
-        <w:rPr>
-          <w:rFonts w:ascii="Microsoft YaHei" w:hAnsi="Microsoft YaHei"/>
-        </w:rPr>
-        <w:t xml:space="preserve">若午后能放量突破 </w:t>
-      </w:r>
-      <w:r>
-        <w:rPr>
-          <w:rFonts w:ascii="Microsoft YaHei" w:hAnsi="Microsoft YaHei"/>
-          <w:b/>
-          <w:color w:val="1A1A1A"/>
-        </w:rPr>
-        <w:t>7.85元</w:t>
-      </w:r>
-      <w:r>
-        <w:rPr>
-          <w:rFonts w:ascii="Microsoft YaHei" w:hAnsi="Microsoft YaHei"/>
-        </w:rPr>
-        <w:t xml:space="preserve"> 压力位，将打开上行空间；若受阻回落，则可能在 </w:t>
-      </w:r>
-      <w:r>
-        <w:rPr>
-          <w:rFonts w:ascii="Microsoft YaHei" w:hAnsi="Microsoft YaHei"/>
-          <w:b/>
-          <w:color w:val="1A1A1A"/>
-        </w:rPr>
-        <w:t>MA5（7.61）</w:t>
-      </w:r>
-      <w:r>
-        <w:rPr>
-          <w:rFonts w:ascii="Microsoft YaHei" w:hAnsi="Microsoft YaHei"/>
-        </w:rPr>
-        <w:t xml:space="preserve"> 附近寻求支撑</w:t>
+        <w:t>，若午后量能配合，有望挑战上轨压力。</w:t>
       </w:r>
     </w:p>
     <w:p>
@@ -2758,23 +1935,15 @@
           <w:color w:val="333333"/>
           <w:sz w:val="24"/>
         </w:rPr>
-        <w:t>① 百联集团将参加第九届进博会，打造上千平方米展台</w:t>
+        <w:t>核心驱动事件</w:t>
       </w:r>
     </w:p>
     <w:p>
       <w:r>
         <w:rPr>
           <w:rFonts w:ascii="Microsoft YaHei" w:hAnsi="Microsoft YaHei"/>
-          <w:b/>
-          <w:color w:val="1A1A1A"/>
         </w:rPr>
-        <w:t>来源</w:t>
-      </w:r>
-      <w:r>
-        <w:rPr>
-          <w:rFonts w:ascii="Microsoft YaHei" w:hAnsi="Microsoft YaHei"/>
-        </w:rPr>
-        <w:t xml:space="preserve">：上海证券报 | </w:t>
+        <w:t xml:space="preserve">&gt; </w:t>
       </w:r>
       <w:r>
         <w:rPr>
@@ -2782,13 +1951,27 @@
           <w:b/>
           <w:color w:val="1A1A1A"/>
         </w:rPr>
-        <w:t>时间</w:t>
+        <w:t>上海市委财经工作委员会</w:t>
       </w:r>
       <w:r>
         <w:rPr>
           <w:rFonts w:ascii="Microsoft YaHei" w:hAnsi="Microsoft YaHei"/>
         </w:rPr>
-        <w:t>：2026-07-28</w:t>
+        <w:t xml:space="preserve"> 28日举行会议，研究"十五五"时期推进 </w:t>
+      </w:r>
+      <w:r>
+        <w:rPr>
+          <w:rFonts w:ascii="Microsoft YaHei" w:hAnsi="Microsoft YaHei"/>
+          <w:b/>
+          <w:color w:val="1A1A1A"/>
+        </w:rPr>
+        <w:t>国际消费中心城市建设</w:t>
+      </w:r>
+      <w:r>
+        <w:rPr>
+          <w:rFonts w:ascii="Microsoft YaHei" w:hAnsi="Microsoft YaHei"/>
+        </w:rPr>
+        <w:t>、推动未来产业发展等工作。会议指出，要保持行动敏捷，抢抓用好智能消费新机遇，大力拓展入境消费。</w:t>
       </w:r>
     </w:p>
     <w:p>
@@ -2796,7 +1979,7 @@
         <w:rPr>
           <w:rFonts w:ascii="Microsoft YaHei" w:hAnsi="Microsoft YaHei"/>
         </w:rPr>
-        <w:t xml:space="preserve">百联集团宣布将于11月5日至10日亮相第九届进博会消费品展区，打造 </w:t>
+        <w:t xml:space="preserve">该政策直接利好上海本地零售消费企业。今日 </w:t>
       </w:r>
       <w:r>
         <w:rPr>
@@ -2804,13 +1987,13 @@
           <w:b/>
           <w:color w:val="1A1A1A"/>
         </w:rPr>
-        <w:t>1,000平方米</w:t>
+        <w:t>商业零售板块</w:t>
       </w:r>
       <w:r>
         <w:rPr>
           <w:rFonts w:ascii="Microsoft YaHei" w:hAnsi="Microsoft YaHei"/>
         </w:rPr>
-        <w:t xml:space="preserve"> 的 the bálancing 展台。截至目前，百联集团已累计达成 </w:t>
+        <w:t xml:space="preserve"> 整体上涨 </w:t>
       </w:r>
       <w:r>
         <w:rPr>
@@ -2818,13 +2001,13 @@
           <w:b/>
           <w:color w:val="1A1A1A"/>
         </w:rPr>
-        <w:t>170个</w:t>
+        <w:t>+2.66%</w:t>
       </w:r>
       <w:r>
         <w:rPr>
           <w:rFonts w:ascii="Microsoft YaHei" w:hAnsi="Microsoft YaHei"/>
         </w:rPr>
-        <w:t xml:space="preserve"> 意向采购项目，第八届进博会签订 </w:t>
+        <w:t xml:space="preserve">，东百集团、国光连锁、国芳集团均涨停。百联股份作为上海本土零售龙头，直接受益于政策催化，叠加其 </w:t>
       </w:r>
       <w:r>
         <w:rPr>
@@ -2832,207 +2015,13 @@
           <w:b/>
           <w:color w:val="1A1A1A"/>
         </w:rPr>
-        <w:t>29个</w:t>
+        <w:t>低估值（PE 4.38倍）</w:t>
       </w:r>
       <w:r>
         <w:rPr>
           <w:rFonts w:ascii="Microsoft YaHei" w:hAnsi="Microsoft YaHei"/>
         </w:rPr>
-        <w:t xml:space="preserve"> 项目。此外，集团在上海市内已布局 </w:t>
-      </w:r>
-      <w:r>
-        <w:rPr>
-          <w:rFonts w:ascii="Microsoft YaHei" w:hAnsi="Microsoft YaHei"/>
-          <w:b/>
-          <w:color w:val="1A1A1A"/>
-        </w:rPr>
-        <w:t>49家</w:t>
-      </w:r>
-      <w:r>
-        <w:rPr>
-          <w:rFonts w:ascii="Microsoft YaHei" w:hAnsi="Microsoft YaHei"/>
-        </w:rPr>
-        <w:t xml:space="preserve"> 离境退税服务门店，其中 </w:t>
-      </w:r>
-      <w:r>
-        <w:rPr>
-          <w:rFonts w:ascii="Microsoft YaHei" w:hAnsi="Microsoft YaHei"/>
-          <w:b/>
-          <w:color w:val="1A1A1A"/>
-        </w:rPr>
-        <w:t>19家</w:t>
-      </w:r>
-      <w:r>
-        <w:rPr>
-          <w:rFonts w:ascii="Microsoft YaHei" w:hAnsi="Microsoft YaHei"/>
-        </w:rPr>
-        <w:t xml:space="preserve"> 支持"即买即退"。百联青浦奥莱上半年离境退税开单数同比增长 </w:t>
-      </w:r>
-      <w:r>
-        <w:rPr>
-          <w:rFonts w:ascii="Microsoft YaHei" w:hAnsi="Microsoft YaHei"/>
-          <w:b/>
-          <w:color w:val="1A1A1A"/>
-        </w:rPr>
-        <w:t>228%</w:t>
-      </w:r>
-      <w:r>
-        <w:rPr>
-          <w:rFonts w:ascii="Microsoft YaHei" w:hAnsi="Microsoft YaHei"/>
-        </w:rPr>
-        <w:t xml:space="preserve">，开单金额同比增长 </w:t>
-      </w:r>
-      <w:r>
-        <w:rPr>
-          <w:rFonts w:ascii="Microsoft YaHei" w:hAnsi="Microsoft YaHei"/>
-          <w:b/>
-          <w:color w:val="1A1A1A"/>
-        </w:rPr>
-        <w:t>182%</w:t>
-      </w:r>
-      <w:r>
-        <w:rPr>
-          <w:rFonts w:ascii="Microsoft YaHei" w:hAnsi="Microsoft YaHei"/>
-        </w:rPr>
-        <w:t>。</w:t>
-      </w:r>
-    </w:p>
-    <w:p>
-      <w:r>
-        <w:rPr>
-          <w:rFonts w:ascii="Microsoft YaHei" w:hAnsi="Microsoft YaHei"/>
-          <w:b/>
-          <w:color w:val="1A1A1A"/>
-        </w:rPr>
-        <w:t>影响研判</w:t>
-      </w:r>
-      <w:r>
-        <w:rPr>
-          <w:rFonts w:ascii="Microsoft YaHei" w:hAnsi="Microsoft YaHei"/>
-        </w:rPr>
-        <w:t>：</w:t>
-      </w:r>
-      <w:r>
-        <w:rPr>
-          <w:rFonts w:ascii="Microsoft YaHei" w:hAnsi="Microsoft YaHei"/>
-          <w:b/>
-          <w:color w:val="1A1A1A"/>
-        </w:rPr>
-        <w:t>积极利好。</w:t>
-      </w:r>
-      <w:r>
-        <w:rPr>
-          <w:rFonts w:ascii="Microsoft YaHei" w:hAnsi="Microsoft YaHei"/>
-        </w:rPr>
-        <w:t xml:space="preserve"> 进博会参展一方面提升品牌曝光度，另一方面持续放大"展品变商品"的溢出效应，对公司进口商品供应链和跨境消费业务形成实质性支撑。离境退税数据的爆发式增长（开单数+228%/+182%）直观反映了入境消费的强劲复苏，对百联股份作为上海本地商业龙头的业绩构成正面催化。</w:t>
-      </w:r>
-    </w:p>
-    <w:p>
-      <w:pPr>
-        <w:spacing w:before="280" w:after="80" w:line="312" w:lineRule="auto"/>
-      </w:pPr>
-      <w:r>
-        <w:rPr>
-          <w:rFonts w:ascii="Microsoft YaHei" w:hAnsi="Microsoft YaHei"/>
-          <w:b/>
-          <w:color w:val="333333"/>
-          <w:sz w:val="24"/>
-        </w:rPr>
-        <w:t>② 融资余额处于近一年低位</w:t>
-      </w:r>
-    </w:p>
-    <w:p>
-      <w:r>
-        <w:rPr>
-          <w:rFonts w:ascii="Microsoft YaHei" w:hAnsi="Microsoft YaHei"/>
-        </w:rPr>
-        <w:t xml:space="preserve">融资余额 </w:t>
-      </w:r>
-      <w:r>
-        <w:rPr>
-          <w:rFonts w:ascii="Microsoft YaHei" w:hAnsi="Microsoft YaHei"/>
-          <w:b/>
-          <w:color w:val="1A1A1A"/>
-        </w:rPr>
-        <w:t>4.75亿元</w:t>
-      </w:r>
-      <w:r>
-        <w:rPr>
-          <w:rFonts w:ascii="Microsoft YaHei" w:hAnsi="Microsoft YaHei"/>
-        </w:rPr>
-        <w:t xml:space="preserve">，占流通市值 </w:t>
-      </w:r>
-      <w:r>
-        <w:rPr>
-          <w:rFonts w:ascii="Microsoft YaHei" w:hAnsi="Microsoft YaHei"/>
-          <w:b/>
-          <w:color w:val="1A1A1A"/>
-        </w:rPr>
-        <w:t>3.90%</w:t>
-      </w:r>
-      <w:r>
-        <w:rPr>
-          <w:rFonts w:ascii="Microsoft YaHei" w:hAnsi="Microsoft YaHei"/>
-        </w:rPr>
-        <w:t xml:space="preserve">，低于近一年 </w:t>
-      </w:r>
-      <w:r>
-        <w:rPr>
-          <w:rFonts w:ascii="Microsoft YaHei" w:hAnsi="Microsoft YaHei"/>
-          <w:b/>
-          <w:color w:val="1A1A1A"/>
-        </w:rPr>
-        <w:t>10%分位水平</w:t>
-      </w:r>
-      <w:r>
-        <w:rPr>
-          <w:rFonts w:ascii="Microsoft YaHei" w:hAnsi="Microsoft YaHei"/>
-        </w:rPr>
-        <w:t xml:space="preserve">。昨日融资净偿还 </w:t>
-      </w:r>
-      <w:r>
-        <w:rPr>
-          <w:rFonts w:ascii="Microsoft YaHei" w:hAnsi="Microsoft YaHei"/>
-          <w:b/>
-          <w:color w:val="1A1A1A"/>
-        </w:rPr>
-        <w:t>300.5万元</w:t>
-      </w:r>
-      <w:r>
-        <w:rPr>
-          <w:rFonts w:ascii="Microsoft YaHei" w:hAnsi="Microsoft YaHei"/>
-        </w:rPr>
-        <w:t>。</w:t>
-      </w:r>
-    </w:p>
-    <w:p>
-      <w:r>
-        <w:rPr>
-          <w:rFonts w:ascii="Microsoft YaHei" w:hAnsi="Microsoft YaHei"/>
-          <w:b/>
-          <w:color w:val="1A1A1A"/>
-        </w:rPr>
-        <w:t>影响研判</w:t>
-      </w:r>
-      <w:r>
-        <w:rPr>
-          <w:rFonts w:ascii="Microsoft YaHei" w:hAnsi="Microsoft YaHei"/>
-        </w:rPr>
-        <w:t>：</w:t>
-      </w:r>
-      <w:r>
-        <w:rPr>
-          <w:rFonts w:ascii="Microsoft YaHei" w:hAnsi="Microsoft YaHei"/>
-          <w:b/>
-          <w:color w:val="1A1A1A"/>
-        </w:rPr>
-        <w:t>中性偏积极。</w:t>
-      </w:r>
-      <w:r>
-        <w:rPr>
-          <w:rFonts w:ascii="Microsoft YaHei" w:hAnsi="Microsoft YaHei"/>
-        </w:rPr>
-        <w:t xml:space="preserve"> 融资余额处于历史低位区间，表明市场对该股的杠杆参与度极低，潜在的多头回补空间充足。若股价持续走强，有望吸引融资资金回流。</w:t>
+        <w:t xml:space="preserve"> 属性，成为资金关注对象。</w:t>
       </w:r>
     </w:p>
     <w:p>
@@ -3071,605 +2060,7 @@
           <w:color w:val="333333"/>
           <w:sz w:val="24"/>
         </w:rPr>
-        <w:t>所属板块表现</w:t>
-      </w:r>
-    </w:p>
-    <w:tbl>
-      <w:tblPr>
-        <w:tblStyle w:val="TableGrid"/>
-        <w:tblW w:type="auto" w:w="0"/>
-        <w:jc w:val="center"/>
-        <w:tblLayout w:type="autofit"/>
-        <w:tblLook w:firstColumn="1" w:firstRow="1" w:lastColumn="0" w:lastRow="0" w:noHBand="0" w:noVBand="1" w:val="04A0"/>
-      </w:tblPr>
-      <w:tblGrid>
-        <w:gridCol w:w="2266"/>
-        <w:gridCol w:w="2266"/>
-        <w:gridCol w:w="2266"/>
-        <w:gridCol w:w="2266"/>
-      </w:tblGrid>
-      <w:tr>
-        <w:tc>
-          <w:tcPr>
-            <w:tcW w:type="dxa" w:w="2266"/>
-            <w:shd w:fill="F6F8FA" w:val="clear"/>
-          </w:tcPr>
-          <w:p>
-            <w:pPr>
-              <w:spacing w:before="40" w:after="40" w:line="288" w:lineRule="auto"/>
-            </w:pPr>
-            <w:r/>
-            <w:r>
-              <w:rPr>
-                <w:rFonts w:ascii="Microsoft YaHei" w:hAnsi="Microsoft YaHei"/>
-                <w:b/>
-                <w:color w:val="1A1A1A"/>
-                <w:sz w:val="18"/>
-              </w:rPr>
-              <w:t>板块名称</w:t>
-            </w:r>
-          </w:p>
-        </w:tc>
-        <w:tc>
-          <w:tcPr>
-            <w:tcW w:type="dxa" w:w="2266"/>
-            <w:shd w:fill="F6F8FA" w:val="clear"/>
-          </w:tcPr>
-          <w:p>
-            <w:pPr>
-              <w:spacing w:before="40" w:after="40" w:line="288" w:lineRule="auto"/>
-            </w:pPr>
-            <w:r/>
-            <w:r>
-              <w:rPr>
-                <w:rFonts w:ascii="Microsoft YaHei" w:hAnsi="Microsoft YaHei"/>
-                <w:b/>
-                <w:color w:val="1A1A1A"/>
-                <w:sz w:val="18"/>
-              </w:rPr>
-              <w:t>涨跌幅</w:t>
-            </w:r>
-          </w:p>
-        </w:tc>
-        <w:tc>
-          <w:tcPr>
-            <w:tcW w:type="dxa" w:w="2266"/>
-            <w:shd w:fill="F6F8FA" w:val="clear"/>
-          </w:tcPr>
-          <w:p>
-            <w:pPr>
-              <w:spacing w:before="40" w:after="40" w:line="288" w:lineRule="auto"/>
-            </w:pPr>
-            <w:r/>
-            <w:r>
-              <w:rPr>
-                <w:rFonts w:ascii="Microsoft YaHei" w:hAnsi="Microsoft YaHei"/>
-                <w:b/>
-                <w:color w:val="1A1A1A"/>
-                <w:sz w:val="18"/>
-              </w:rPr>
-              <w:t>板块排名</w:t>
-            </w:r>
-          </w:p>
-        </w:tc>
-        <w:tc>
-          <w:tcPr>
-            <w:tcW w:type="dxa" w:w="2266"/>
-            <w:shd w:fill="F6F8FA" w:val="clear"/>
-          </w:tcPr>
-          <w:p>
-            <w:pPr>
-              <w:spacing w:before="40" w:after="40" w:line="288" w:lineRule="auto"/>
-            </w:pPr>
-            <w:r/>
-            <w:r>
-              <w:rPr>
-                <w:rFonts w:ascii="Microsoft YaHei" w:hAnsi="Microsoft YaHei"/>
-                <w:b/>
-                <w:color w:val="1A1A1A"/>
-                <w:sz w:val="18"/>
-              </w:rPr>
-              <w:t>该股板块内排名</w:t>
-            </w:r>
-          </w:p>
-        </w:tc>
-      </w:tr>
-      <w:tr>
-        <w:tc>
-          <w:tcPr>
-            <w:tcW w:type="dxa" w:w="2266"/>
-          </w:tcPr>
-          <w:p>
-            <w:pPr>
-              <w:spacing w:before="40" w:after="40" w:line="288" w:lineRule="auto"/>
-            </w:pPr>
-            <w:r/>
-            <w:r>
-              <w:rPr>
-                <w:rFonts w:ascii="Microsoft YaHei" w:hAnsi="Microsoft YaHei"/>
-                <w:b/>
-                <w:color w:val="1A1A1A"/>
-                <w:sz w:val="18"/>
-              </w:rPr>
-              <w:t>商业零售（热点）</w:t>
-            </w:r>
-          </w:p>
-        </w:tc>
-        <w:tc>
-          <w:tcPr>
-            <w:tcW w:type="dxa" w:w="2266"/>
-          </w:tcPr>
-          <w:p>
-            <w:pPr>
-              <w:spacing w:before="40" w:after="40" w:line="288" w:lineRule="auto"/>
-            </w:pPr>
-            <w:r/>
-            <w:r>
-              <w:rPr>
-                <w:rFonts w:ascii="Microsoft YaHei" w:hAnsi="Microsoft YaHei"/>
-                <w:b/>
-                <w:color w:val="1A1A1A"/>
-                <w:sz w:val="18"/>
-              </w:rPr>
-              <w:t>+2.27%</w:t>
-            </w:r>
-          </w:p>
-        </w:tc>
-        <w:tc>
-          <w:tcPr>
-            <w:tcW w:type="dxa" w:w="2266"/>
-          </w:tcPr>
-          <w:p>
-            <w:pPr>
-              <w:spacing w:before="40" w:after="40" w:line="288" w:lineRule="auto"/>
-            </w:pPr>
-            <w:r/>
-            <w:r>
-              <w:rPr>
-                <w:rFonts w:ascii="Microsoft YaHei" w:hAnsi="Microsoft YaHei"/>
-                <w:sz w:val="18"/>
-              </w:rPr>
-              <w:t>—</w:t>
-            </w:r>
-          </w:p>
-        </w:tc>
-        <w:tc>
-          <w:tcPr>
-            <w:tcW w:type="dxa" w:w="2266"/>
-          </w:tcPr>
-          <w:p>
-            <w:pPr>
-              <w:spacing w:before="40" w:after="40" w:line="288" w:lineRule="auto"/>
-            </w:pPr>
-            <w:r/>
-            <w:r>
-              <w:rPr>
-                <w:rFonts w:ascii="Microsoft YaHei" w:hAnsi="Microsoft YaHei"/>
-                <w:sz w:val="18"/>
-              </w:rPr>
-              <w:t>领涨板块</w:t>
-            </w:r>
-          </w:p>
-        </w:tc>
-      </w:tr>
-      <w:tr>
-        <w:tc>
-          <w:tcPr>
-            <w:tcW w:type="dxa" w:w="2266"/>
-            <w:shd w:fill="F8F9FA" w:val="clear"/>
-          </w:tcPr>
-          <w:p>
-            <w:pPr>
-              <w:spacing w:before="40" w:after="40" w:line="288" w:lineRule="auto"/>
-            </w:pPr>
-            <w:r/>
-            <w:r>
-              <w:rPr>
-                <w:rFonts w:ascii="Microsoft YaHei" w:hAnsi="Microsoft YaHei"/>
-                <w:sz w:val="18"/>
-              </w:rPr>
-              <w:t>上海国企改革</w:t>
-            </w:r>
-          </w:p>
-        </w:tc>
-        <w:tc>
-          <w:tcPr>
-            <w:tcW w:type="dxa" w:w="2266"/>
-            <w:shd w:fill="F8F9FA" w:val="clear"/>
-          </w:tcPr>
-          <w:p>
-            <w:pPr>
-              <w:spacing w:before="40" w:after="40" w:line="288" w:lineRule="auto"/>
-            </w:pPr>
-            <w:r/>
-            <w:r>
-              <w:rPr>
-                <w:rFonts w:ascii="Microsoft YaHei" w:hAnsi="Microsoft YaHei"/>
-                <w:sz w:val="18"/>
-              </w:rPr>
-              <w:t>-0.20%</w:t>
-            </w:r>
-          </w:p>
-        </w:tc>
-        <w:tc>
-          <w:tcPr>
-            <w:tcW w:type="dxa" w:w="2266"/>
-            <w:shd w:fill="F8F9FA" w:val="clear"/>
-          </w:tcPr>
-          <w:p>
-            <w:pPr>
-              <w:spacing w:before="40" w:after="40" w:line="288" w:lineRule="auto"/>
-            </w:pPr>
-            <w:r/>
-            <w:r>
-              <w:rPr>
-                <w:rFonts w:ascii="Microsoft YaHei" w:hAnsi="Microsoft YaHei"/>
-                <w:sz w:val="18"/>
-              </w:rPr>
-              <w:t>249/1158</w:t>
-            </w:r>
-          </w:p>
-        </w:tc>
-        <w:tc>
-          <w:tcPr>
-            <w:tcW w:type="dxa" w:w="2266"/>
-            <w:shd w:fill="F8F9FA" w:val="clear"/>
-          </w:tcPr>
-          <w:p>
-            <w:pPr>
-              <w:spacing w:before="40" w:after="40" w:line="288" w:lineRule="auto"/>
-            </w:pPr>
-            <w:r/>
-            <w:r>
-              <w:rPr>
-                <w:rFonts w:ascii="Microsoft YaHei" w:hAnsi="Microsoft YaHei"/>
-                <w:b/>
-                <w:color w:val="1A1A1A"/>
-                <w:sz w:val="18"/>
-              </w:rPr>
-              <w:t>11/54</w:t>
-            </w:r>
-          </w:p>
-        </w:tc>
-      </w:tr>
-      <w:tr>
-        <w:tc>
-          <w:tcPr>
-            <w:tcW w:type="dxa" w:w="2266"/>
-          </w:tcPr>
-          <w:p>
-            <w:pPr>
-              <w:spacing w:before="40" w:after="40" w:line="288" w:lineRule="auto"/>
-            </w:pPr>
-            <w:r/>
-            <w:r>
-              <w:rPr>
-                <w:rFonts w:ascii="Microsoft YaHei" w:hAnsi="Microsoft YaHei"/>
-                <w:sz w:val="18"/>
-              </w:rPr>
-              <w:t>日常消费品零售</w:t>
-            </w:r>
-          </w:p>
-        </w:tc>
-        <w:tc>
-          <w:tcPr>
-            <w:tcW w:type="dxa" w:w="2266"/>
-          </w:tcPr>
-          <w:p>
-            <w:pPr>
-              <w:spacing w:before="40" w:after="40" w:line="288" w:lineRule="auto"/>
-            </w:pPr>
-            <w:r/>
-            <w:r>
-              <w:rPr>
-                <w:rFonts w:ascii="Microsoft YaHei" w:hAnsi="Microsoft YaHei"/>
-                <w:b/>
-                <w:color w:val="1A1A1A"/>
-                <w:sz w:val="18"/>
-              </w:rPr>
-              <w:t>-2.20%</w:t>
-            </w:r>
-          </w:p>
-        </w:tc>
-        <w:tc>
-          <w:tcPr>
-            <w:tcW w:type="dxa" w:w="2266"/>
-          </w:tcPr>
-          <w:p>
-            <w:pPr>
-              <w:spacing w:before="40" w:after="40" w:line="288" w:lineRule="auto"/>
-            </w:pPr>
-            <w:r/>
-            <w:r>
-              <w:rPr>
-                <w:rFonts w:ascii="Microsoft YaHei" w:hAnsi="Microsoft YaHei"/>
-                <w:sz w:val="18"/>
-              </w:rPr>
-              <w:t>673/1158</w:t>
-            </w:r>
-          </w:p>
-        </w:tc>
-        <w:tc>
-          <w:tcPr>
-            <w:tcW w:type="dxa" w:w="2266"/>
-          </w:tcPr>
-          <w:p>
-            <w:pPr>
-              <w:spacing w:before="40" w:after="40" w:line="288" w:lineRule="auto"/>
-            </w:pPr>
-            <w:r/>
-            <w:r>
-              <w:rPr>
-                <w:rFonts w:ascii="Microsoft YaHei" w:hAnsi="Microsoft YaHei"/>
-                <w:b/>
-                <w:color w:val="1A1A1A"/>
-                <w:sz w:val="18"/>
-              </w:rPr>
-              <w:t>2/18</w:t>
-            </w:r>
-          </w:p>
-        </w:tc>
-      </w:tr>
-      <w:tr>
-        <w:tc>
-          <w:tcPr>
-            <w:tcW w:type="dxa" w:w="2266"/>
-            <w:shd w:fill="F8F9FA" w:val="clear"/>
-          </w:tcPr>
-          <w:p>
-            <w:pPr>
-              <w:spacing w:before="40" w:after="40" w:line="288" w:lineRule="auto"/>
-            </w:pPr>
-            <w:r/>
-            <w:r>
-              <w:rPr>
-                <w:rFonts w:ascii="Microsoft YaHei" w:hAnsi="Microsoft YaHei"/>
-                <w:sz w:val="18"/>
-              </w:rPr>
-              <w:t>日常消费品分销和零售Ⅱ</w:t>
-            </w:r>
-          </w:p>
-        </w:tc>
-        <w:tc>
-          <w:tcPr>
-            <w:tcW w:type="dxa" w:w="2266"/>
-            <w:shd w:fill="F8F9FA" w:val="clear"/>
-          </w:tcPr>
-          <w:p>
-            <w:pPr>
-              <w:spacing w:before="40" w:after="40" w:line="288" w:lineRule="auto"/>
-            </w:pPr>
-            <w:r/>
-            <w:r>
-              <w:rPr>
-                <w:rFonts w:ascii="Microsoft YaHei" w:hAnsi="Microsoft YaHei"/>
-                <w:sz w:val="18"/>
-              </w:rPr>
-              <w:t>-1.59%</w:t>
-            </w:r>
-          </w:p>
-        </w:tc>
-        <w:tc>
-          <w:tcPr>
-            <w:tcW w:type="dxa" w:w="2266"/>
-            <w:shd w:fill="F8F9FA" w:val="clear"/>
-          </w:tcPr>
-          <w:p>
-            <w:pPr>
-              <w:spacing w:before="40" w:after="40" w:line="288" w:lineRule="auto"/>
-            </w:pPr>
-            <w:r/>
-            <w:r>
-              <w:rPr>
-                <w:rFonts w:ascii="Microsoft YaHei" w:hAnsi="Microsoft YaHei"/>
-                <w:sz w:val="18"/>
-              </w:rPr>
-              <w:t>555/1158</w:t>
-            </w:r>
-          </w:p>
-        </w:tc>
-        <w:tc>
-          <w:tcPr>
-            <w:tcW w:type="dxa" w:w="2266"/>
-            <w:shd w:fill="F8F9FA" w:val="clear"/>
-          </w:tcPr>
-          <w:p>
-            <w:pPr>
-              <w:spacing w:before="40" w:after="40" w:line="288" w:lineRule="auto"/>
-            </w:pPr>
-            <w:r/>
-            <w:r>
-              <w:rPr>
-                <w:rFonts w:ascii="Microsoft YaHei" w:hAnsi="Microsoft YaHei"/>
-                <w:b/>
-                <w:color w:val="1A1A1A"/>
-                <w:sz w:val="18"/>
-              </w:rPr>
-              <w:t>6/55</w:t>
-            </w:r>
-          </w:p>
-        </w:tc>
-      </w:tr>
-    </w:tbl>
-    <w:p/>
-    <w:p>
-      <w:r>
-        <w:rPr>
-          <w:rFonts w:ascii="Microsoft YaHei" w:hAnsi="Microsoft YaHei"/>
-          <w:b/>
-          <w:color w:val="1A1A1A"/>
-        </w:rPr>
-        <w:t>核心解读</w:t>
-      </w:r>
-      <w:r>
-        <w:rPr>
-          <w:rFonts w:ascii="Microsoft YaHei" w:hAnsi="Microsoft YaHei"/>
-        </w:rPr>
-        <w:t>：</w:t>
-      </w:r>
-    </w:p>
-    <w:p>
-      <w:pPr>
-        <w:pStyle w:val="ListBullet"/>
-      </w:pPr>
-      <w:r>
-        <w:rPr>
-          <w:rFonts w:ascii="Microsoft YaHei" w:hAnsi="Microsoft YaHei"/>
-          <w:b/>
-          <w:color w:val="1A1A1A"/>
-        </w:rPr>
-        <w:t>商业零售板块</w:t>
-      </w:r>
-      <w:r>
-        <w:rPr>
-          <w:rFonts w:ascii="Microsoft YaHei" w:hAnsi="Microsoft YaHei"/>
-        </w:rPr>
-        <w:t xml:space="preserve">今日上涨 </w:t>
-      </w:r>
-      <w:r>
-        <w:rPr>
-          <w:rFonts w:ascii="Microsoft YaHei" w:hAnsi="Microsoft YaHei"/>
-          <w:b/>
-          <w:color w:val="1A1A1A"/>
-        </w:rPr>
-        <w:t>+2.27%</w:t>
-      </w:r>
-      <w:r>
-        <w:rPr>
-          <w:rFonts w:ascii="Microsoft YaHei" w:hAnsi="Microsoft YaHei"/>
-        </w:rPr>
-        <w:t xml:space="preserve">，是盘面核心热点之一。上涨驱动来自上海市委财经工作委员会会议研究"十五五"时期推进 </w:t>
-      </w:r>
-      <w:r>
-        <w:rPr>
-          <w:rFonts w:ascii="Microsoft YaHei" w:hAnsi="Microsoft YaHei"/>
-          <w:b/>
-          <w:color w:val="1A1A1A"/>
-        </w:rPr>
-        <w:t>国际消费中心城市建设</w:t>
-      </w:r>
-      <w:r>
-        <w:rPr>
-          <w:rFonts w:ascii="Microsoft YaHei" w:hAnsi="Microsoft YaHei"/>
-        </w:rPr>
-        <w:t>，政策信号清晰。</w:t>
-      </w:r>
-    </w:p>
-    <w:p>
-      <w:pPr>
-        <w:pStyle w:val="ListBullet"/>
-      </w:pPr>
-      <w:r>
-        <w:rPr>
-          <w:rFonts w:ascii="Microsoft YaHei" w:hAnsi="Microsoft YaHei"/>
-        </w:rPr>
-        <w:t xml:space="preserve">百联股份在 </w:t>
-      </w:r>
-      <w:r>
-        <w:rPr>
-          <w:rFonts w:ascii="Microsoft YaHei" w:hAnsi="Microsoft YaHei"/>
-          <w:b/>
-          <w:color w:val="1A1A1A"/>
-        </w:rPr>
-        <w:t>日常消费品零售板块（-2.20%）</w:t>
-      </w:r>
-      <w:r>
-        <w:rPr>
-          <w:rFonts w:ascii="Microsoft YaHei" w:hAnsi="Microsoft YaHei"/>
-        </w:rPr>
-        <w:t xml:space="preserve"> 中排名 </w:t>
-      </w:r>
-      <w:r>
-        <w:rPr>
-          <w:rFonts w:ascii="Microsoft YaHei" w:hAnsi="Microsoft YaHei"/>
-          <w:b/>
-          <w:color w:val="1A1A1A"/>
-        </w:rPr>
-        <w:t>第2位</w:t>
-      </w:r>
-      <w:r>
-        <w:rPr>
-          <w:rFonts w:ascii="Microsoft YaHei" w:hAnsi="Microsoft YaHei"/>
-        </w:rPr>
-        <w:t xml:space="preserve">，在行业整体承压的环境下表现出明显的 </w:t>
-      </w:r>
-      <w:r>
-        <w:rPr>
-          <w:rFonts w:ascii="Microsoft YaHei" w:hAnsi="Microsoft YaHei"/>
-          <w:b/>
-          <w:color w:val="1A1A1A"/>
-        </w:rPr>
-        <w:t>α 属性</w:t>
-      </w:r>
-      <w:r>
-        <w:rPr>
-          <w:rFonts w:ascii="Microsoft YaHei" w:hAnsi="Microsoft YaHei"/>
-        </w:rPr>
-        <w:t>（超额收益）。</w:t>
-      </w:r>
-    </w:p>
-    <w:p>
-      <w:pPr>
-        <w:pStyle w:val="ListBullet"/>
-      </w:pPr>
-      <w:r>
-        <w:rPr>
-          <w:rFonts w:ascii="Microsoft YaHei" w:hAnsi="Microsoft YaHei"/>
-        </w:rPr>
-        <w:t xml:space="preserve">在 </w:t>
-      </w:r>
-      <w:r>
-        <w:rPr>
-          <w:rFonts w:ascii="Microsoft YaHei" w:hAnsi="Microsoft YaHei"/>
-          <w:b/>
-          <w:color w:val="1A1A1A"/>
-        </w:rPr>
-        <w:t>上海国企改革（-0.20%）</w:t>
-      </w:r>
-      <w:r>
-        <w:rPr>
-          <w:rFonts w:ascii="Microsoft YaHei" w:hAnsi="Microsoft YaHei"/>
-        </w:rPr>
-        <w:t xml:space="preserve"> 板块中排名 </w:t>
-      </w:r>
-      <w:r>
-        <w:rPr>
-          <w:rFonts w:ascii="Microsoft YaHei" w:hAnsi="Microsoft YaHei"/>
-          <w:b/>
-          <w:color w:val="1A1A1A"/>
-        </w:rPr>
-        <w:t>第11位</w:t>
-      </w:r>
-      <w:r>
-        <w:rPr>
-          <w:rFonts w:ascii="Microsoft YaHei" w:hAnsi="Microsoft YaHei"/>
-        </w:rPr>
-        <w:t>（共54只），处于板块前列。</w:t>
-      </w:r>
-    </w:p>
-    <w:p>
-      <w:pPr>
-        <w:spacing w:before="240" w:after="240"/>
-        <w:pBdr>
-          <w:bottom w:val="single" w:sz="4" w:space="1" w:color="D0D7DE"/>
-        </w:pBdr>
-      </w:pPr>
-    </w:p>
-    <w:p>
-      <w:pPr>
-        <w:spacing w:before="360" w:after="80" w:line="288" w:lineRule="auto"/>
-        <w:pBdr>
-          <w:bottom w:val="single" w:sz="4" w:space="4" w:color="D0D7DE"/>
-        </w:pBdr>
-      </w:pPr>
-      <w:r>
-        <w:rPr>
-          <w:rFonts w:ascii="Microsoft YaHei" w:hAnsi="Microsoft YaHei"/>
-          <w:b/>
-          <w:color w:val="1A1A1A"/>
-          <w:sz w:val="28"/>
-        </w:rPr>
-        <w:t>综合研判</w:t>
+        <w:t>板块排名</w:t>
       </w:r>
     </w:p>
     <w:tbl>
@@ -3703,7 +2094,7 @@
                 <w:color w:val="1A1A1A"/>
                 <w:sz w:val="18"/>
               </w:rPr>
-              <w:t>维度</w:t>
+              <w:t>板块</w:t>
             </w:r>
           </w:p>
         </w:tc>
@@ -3724,7 +2115,7 @@
                 <w:color w:val="1A1A1A"/>
                 <w:sz w:val="18"/>
               </w:rPr>
-              <w:t>评价</w:t>
+              <w:t>涨跌幅</w:t>
             </w:r>
           </w:p>
         </w:tc>
@@ -3745,7 +2136,7 @@
                 <w:color w:val="1A1A1A"/>
                 <w:sz w:val="18"/>
               </w:rPr>
-              <w:t>关键信号</w:t>
+              <w:t>板块内排名</w:t>
             </w:r>
           </w:p>
         </w:tc>
@@ -3765,7 +2156,7 @@
                 <w:rFonts w:ascii="Microsoft YaHei" w:hAnsi="Microsoft YaHei"/>
                 <w:sz w:val="18"/>
               </w:rPr>
-              <w:t>大盘环境</w:t>
+              <w:t>日常消费品零售（A股）</w:t>
             </w:r>
           </w:p>
         </w:tc>
@@ -3781,18 +2172,11 @@
             <w:r>
               <w:rPr>
                 <w:rFonts w:ascii="Microsoft YaHei" w:hAnsi="Microsoft YaHei"/>
-                <w:sz w:val="18"/>
-              </w:rPr>
-              <w:t xml:space="preserve">✅ </w:t>
-            </w:r>
-            <w:r>
-              <w:rPr>
-                <w:rFonts w:ascii="Microsoft YaHei" w:hAnsi="Microsoft YaHei"/>
                 <w:b/>
                 <w:color w:val="1A1A1A"/>
                 <w:sz w:val="18"/>
               </w:rPr>
-              <w:t>偏暖</w:t>
+              <w:t>-2.20%</w:t>
             </w:r>
           </w:p>
         </w:tc>
@@ -3808,9 +2192,11 @@
             <w:r>
               <w:rPr>
                 <w:rFonts w:ascii="Microsoft YaHei" w:hAnsi="Microsoft YaHei"/>
+                <w:b/>
+                <w:color w:val="1A1A1A"/>
                 <w:sz w:val="18"/>
               </w:rPr>
-              <w:t>成交放量至1.46万亿，上涨家数3404，市场情绪高</w:t>
+              <w:t>2/18</w:t>
             </w:r>
           </w:p>
         </w:tc>
@@ -3831,7 +2217,7 @@
                 <w:rFonts w:ascii="Microsoft YaHei" w:hAnsi="Microsoft YaHei"/>
                 <w:sz w:val="18"/>
               </w:rPr>
-              <w:t>个股量价</w:t>
+              <w:t>日常消费品分销和零售Ⅱ（A股）</w:t>
             </w:r>
           </w:p>
         </w:tc>
@@ -3848,18 +2234,11 @@
             <w:r>
               <w:rPr>
                 <w:rFonts w:ascii="Microsoft YaHei" w:hAnsi="Microsoft YaHei"/>
-                <w:sz w:val="18"/>
-              </w:rPr>
-              <w:t xml:space="preserve">✅ </w:t>
-            </w:r>
-            <w:r>
-              <w:rPr>
-                <w:rFonts w:ascii="Microsoft YaHei" w:hAnsi="Microsoft YaHei"/>
                 <w:b/>
                 <w:color w:val="1A1A1A"/>
                 <w:sz w:val="18"/>
               </w:rPr>
-              <w:t>放量上攻</w:t>
+              <w:t>-1.59%</w:t>
             </w:r>
           </w:p>
         </w:tc>
@@ -3876,9 +2255,11 @@
             <w:r>
               <w:rPr>
                 <w:rFonts w:ascii="Microsoft YaHei" w:hAnsi="Microsoft YaHei"/>
+                <w:b/>
+                <w:color w:val="1A1A1A"/>
                 <w:sz w:val="18"/>
               </w:rPr>
-              <w:t>换手率1.04%（放量1.59倍），涨幅+1.70%</w:t>
+              <w:t>6/55</w:t>
             </w:r>
           </w:p>
         </w:tc>
@@ -3898,7 +2279,7 @@
                 <w:rFonts w:ascii="Microsoft YaHei" w:hAnsi="Microsoft YaHei"/>
                 <w:sz w:val="18"/>
               </w:rPr>
-              <w:t>资金动向</w:t>
+              <w:t>上海国企改革</w:t>
             </w:r>
           </w:p>
         </w:tc>
@@ -3914,18 +2295,11 @@
             <w:r>
               <w:rPr>
                 <w:rFonts w:ascii="Microsoft YaHei" w:hAnsi="Microsoft YaHei"/>
-                <w:sz w:val="18"/>
-              </w:rPr>
-              <w:t xml:space="preserve">✅ </w:t>
-            </w:r>
-            <w:r>
-              <w:rPr>
-                <w:rFonts w:ascii="Microsoft YaHei" w:hAnsi="Microsoft YaHei"/>
                 <w:b/>
                 <w:color w:val="1A1A1A"/>
                 <w:sz w:val="18"/>
               </w:rPr>
-              <w:t>主力流入</w:t>
+              <w:t>-0.20%</w:t>
             </w:r>
           </w:p>
         </w:tc>
@@ -3941,275 +2315,11 @@
             <w:r>
               <w:rPr>
                 <w:rFonts w:ascii="Microsoft YaHei" w:hAnsi="Microsoft YaHei"/>
-                <w:sz w:val="18"/>
-              </w:rPr>
-              <w:t>净流入2944万，大单占比近70%，流入时长65.5%</w:t>
-            </w:r>
-          </w:p>
-        </w:tc>
-      </w:tr>
-      <w:tr>
-        <w:tc>
-          <w:tcPr>
-            <w:tcW w:type="dxa" w:w="3022"/>
-            <w:shd w:fill="F8F9FA" w:val="clear"/>
-          </w:tcPr>
-          <w:p>
-            <w:pPr>
-              <w:spacing w:before="40" w:after="40" w:line="288" w:lineRule="auto"/>
-            </w:pPr>
-            <w:r/>
-            <w:r>
-              <w:rPr>
-                <w:rFonts w:ascii="Microsoft YaHei" w:hAnsi="Microsoft YaHei"/>
-                <w:sz w:val="18"/>
-              </w:rPr>
-              <w:t>技术形态</w:t>
-            </w:r>
-          </w:p>
-        </w:tc>
-        <w:tc>
-          <w:tcPr>
-            <w:tcW w:type="dxa" w:w="3022"/>
-            <w:shd w:fill="F8F9FA" w:val="clear"/>
-          </w:tcPr>
-          <w:p>
-            <w:pPr>
-              <w:spacing w:before="40" w:after="40" w:line="288" w:lineRule="auto"/>
-            </w:pPr>
-            <w:r/>
-            <w:r>
-              <w:rPr>
-                <w:rFonts w:ascii="Microsoft YaHei" w:hAnsi="Microsoft YaHei"/>
-                <w:sz w:val="18"/>
-              </w:rPr>
-              <w:t xml:space="preserve">✅ </w:t>
-            </w:r>
-            <w:r>
-              <w:rPr>
-                <w:rFonts w:ascii="Microsoft YaHei" w:hAnsi="Microsoft YaHei"/>
                 <w:b/>
                 <w:color w:val="1A1A1A"/>
                 <w:sz w:val="18"/>
               </w:rPr>
-              <w:t>多头排列</w:t>
-            </w:r>
-          </w:p>
-        </w:tc>
-        <w:tc>
-          <w:tcPr>
-            <w:tcW w:type="dxa" w:w="3022"/>
-            <w:shd w:fill="F8F9FA" w:val="clear"/>
-          </w:tcPr>
-          <w:p>
-            <w:pPr>
-              <w:spacing w:before="40" w:after="40" w:line="288" w:lineRule="auto"/>
-            </w:pPr>
-            <w:r/>
-            <w:r>
-              <w:rPr>
-                <w:rFonts w:ascii="Microsoft YaHei" w:hAnsi="Microsoft YaHei"/>
-                <w:sz w:val="18"/>
-              </w:rPr>
-              <w:t>站稳MA5/MA10/MA20，接近布林上轨7.85</w:t>
-            </w:r>
-          </w:p>
-        </w:tc>
-      </w:tr>
-      <w:tr>
-        <w:tc>
-          <w:tcPr>
-            <w:tcW w:type="dxa" w:w="3022"/>
-          </w:tcPr>
-          <w:p>
-            <w:pPr>
-              <w:spacing w:before="40" w:after="40" w:line="288" w:lineRule="auto"/>
-            </w:pPr>
-            <w:r/>
-            <w:r>
-              <w:rPr>
-                <w:rFonts w:ascii="Microsoft YaHei" w:hAnsi="Microsoft YaHei"/>
-                <w:sz w:val="18"/>
-              </w:rPr>
-              <w:t>估值水平</w:t>
-            </w:r>
-          </w:p>
-        </w:tc>
-        <w:tc>
-          <w:tcPr>
-            <w:tcW w:type="dxa" w:w="3022"/>
-          </w:tcPr>
-          <w:p>
-            <w:pPr>
-              <w:spacing w:before="40" w:after="40" w:line="288" w:lineRule="auto"/>
-            </w:pPr>
-            <w:r/>
-            <w:r>
-              <w:rPr>
-                <w:rFonts w:ascii="Microsoft YaHei" w:hAnsi="Microsoft YaHei"/>
-                <w:sz w:val="18"/>
-              </w:rPr>
-              <w:t xml:space="preserve">✅ </w:t>
-            </w:r>
-            <w:r>
-              <w:rPr>
-                <w:rFonts w:ascii="Microsoft YaHei" w:hAnsi="Microsoft YaHei"/>
-                <w:b/>
-                <w:color w:val="1A1A1A"/>
-                <w:sz w:val="18"/>
-              </w:rPr>
-              <w:t>严重低估</w:t>
-            </w:r>
-          </w:p>
-        </w:tc>
-        <w:tc>
-          <w:tcPr>
-            <w:tcW w:type="dxa" w:w="3022"/>
-          </w:tcPr>
-          <w:p>
-            <w:pPr>
-              <w:spacing w:before="40" w:after="40" w:line="288" w:lineRule="auto"/>
-            </w:pPr>
-            <w:r/>
-            <w:r>
-              <w:rPr>
-                <w:rFonts w:ascii="Microsoft YaHei" w:hAnsi="Microsoft YaHei"/>
-                <w:sz w:val="18"/>
-              </w:rPr>
-              <w:t>PE仅4.38倍，PB仅0.68倍（破净）</w:t>
-            </w:r>
-          </w:p>
-        </w:tc>
-      </w:tr>
-      <w:tr>
-        <w:tc>
-          <w:tcPr>
-            <w:tcW w:type="dxa" w:w="3022"/>
-            <w:shd w:fill="F8F9FA" w:val="clear"/>
-          </w:tcPr>
-          <w:p>
-            <w:pPr>
-              <w:spacing w:before="40" w:after="40" w:line="288" w:lineRule="auto"/>
-            </w:pPr>
-            <w:r/>
-            <w:r>
-              <w:rPr>
-                <w:rFonts w:ascii="Microsoft YaHei" w:hAnsi="Microsoft YaHei"/>
-                <w:sz w:val="18"/>
-              </w:rPr>
-              <w:t>消息面催化</w:t>
-            </w:r>
-          </w:p>
-        </w:tc>
-        <w:tc>
-          <w:tcPr>
-            <w:tcW w:type="dxa" w:w="3022"/>
-            <w:shd w:fill="F8F9FA" w:val="clear"/>
-          </w:tcPr>
-          <w:p>
-            <w:pPr>
-              <w:spacing w:before="40" w:after="40" w:line="288" w:lineRule="auto"/>
-            </w:pPr>
-            <w:r/>
-            <w:r>
-              <w:rPr>
-                <w:rFonts w:ascii="Microsoft YaHei" w:hAnsi="Microsoft YaHei"/>
-                <w:sz w:val="18"/>
-              </w:rPr>
-              <w:t xml:space="preserve">✅ </w:t>
-            </w:r>
-            <w:r>
-              <w:rPr>
-                <w:rFonts w:ascii="Microsoft YaHei" w:hAnsi="Microsoft YaHei"/>
-                <w:b/>
-                <w:color w:val="1A1A1A"/>
-                <w:sz w:val="18"/>
-              </w:rPr>
-              <w:t>政策+事件驱动</w:t>
-            </w:r>
-          </w:p>
-        </w:tc>
-        <w:tc>
-          <w:tcPr>
-            <w:tcW w:type="dxa" w:w="3022"/>
-            <w:shd w:fill="F8F9FA" w:val="clear"/>
-          </w:tcPr>
-          <w:p>
-            <w:pPr>
-              <w:spacing w:before="40" w:after="40" w:line="288" w:lineRule="auto"/>
-            </w:pPr>
-            <w:r/>
-            <w:r>
-              <w:rPr>
-                <w:rFonts w:ascii="Microsoft YaHei" w:hAnsi="Microsoft YaHei"/>
-                <w:sz w:val="18"/>
-              </w:rPr>
-              <w:t>进博会参展 + 上海国际消费中心建设政策</w:t>
-            </w:r>
-          </w:p>
-        </w:tc>
-      </w:tr>
-      <w:tr>
-        <w:tc>
-          <w:tcPr>
-            <w:tcW w:type="dxa" w:w="3022"/>
-          </w:tcPr>
-          <w:p>
-            <w:pPr>
-              <w:spacing w:before="40" w:after="40" w:line="288" w:lineRule="auto"/>
-            </w:pPr>
-            <w:r/>
-            <w:r>
-              <w:rPr>
-                <w:rFonts w:ascii="Microsoft YaHei" w:hAnsi="Microsoft YaHei"/>
-                <w:sz w:val="18"/>
-              </w:rPr>
-              <w:t>融资余额</w:t>
-            </w:r>
-          </w:p>
-        </w:tc>
-        <w:tc>
-          <w:tcPr>
-            <w:tcW w:type="dxa" w:w="3022"/>
-          </w:tcPr>
-          <w:p>
-            <w:pPr>
-              <w:spacing w:before="40" w:after="40" w:line="288" w:lineRule="auto"/>
-            </w:pPr>
-            <w:r/>
-            <w:r>
-              <w:rPr>
-                <w:rFonts w:ascii="Microsoft YaHei" w:hAnsi="Microsoft YaHei"/>
-                <w:sz w:val="18"/>
-              </w:rPr>
-              <w:t xml:space="preserve">⏸️ </w:t>
-            </w:r>
-            <w:r>
-              <w:rPr>
-                <w:rFonts w:ascii="Microsoft YaHei" w:hAnsi="Microsoft YaHei"/>
-                <w:b/>
-                <w:color w:val="1A1A1A"/>
-                <w:sz w:val="18"/>
-              </w:rPr>
-              <w:t>低位待修复</w:t>
-            </w:r>
-          </w:p>
-        </w:tc>
-        <w:tc>
-          <w:tcPr>
-            <w:tcW w:type="dxa" w:w="3022"/>
-          </w:tcPr>
-          <w:p>
-            <w:pPr>
-              <w:spacing w:before="40" w:after="40" w:line="288" w:lineRule="auto"/>
-            </w:pPr>
-            <w:r/>
-            <w:r>
-              <w:rPr>
-                <w:rFonts w:ascii="Microsoft YaHei" w:hAnsi="Microsoft YaHei"/>
-                <w:sz w:val="18"/>
-              </w:rPr>
-              <w:t>低于近一年10%分位，潜在回补空间大</w:t>
+              <w:t>11/54</w:t>
             </w:r>
           </w:p>
         </w:tc>
@@ -4220,16 +2330,99 @@
       <w:r>
         <w:rPr>
           <w:rFonts w:ascii="Microsoft YaHei" w:hAnsi="Microsoft YaHei"/>
+        </w:rPr>
+        <w:t xml:space="preserve">值得注意的是，虽然日常消费品零售板块整体下跌 </w:t>
+      </w:r>
+      <w:r>
+        <w:rPr>
+          <w:rFonts w:ascii="Microsoft YaHei" w:hAnsi="Microsoft YaHei"/>
           <w:b/>
           <w:color w:val="1A1A1A"/>
         </w:rPr>
-        <w:t>午后关注要点</w:t>
+        <w:t>-2.20%</w:t>
       </w:r>
       <w:r>
         <w:rPr>
           <w:rFonts w:ascii="Microsoft YaHei" w:hAnsi="Microsoft YaHei"/>
         </w:rPr>
-        <w:t>：</w:t>
+        <w:t xml:space="preserve">，百联股份在该板块中排名 </w:t>
+      </w:r>
+      <w:r>
+        <w:rPr>
+          <w:rFonts w:ascii="Microsoft YaHei" w:hAnsi="Microsoft YaHei"/>
+          <w:b/>
+          <w:color w:val="1A1A1A"/>
+        </w:rPr>
+        <w:t>第2位</w:t>
+      </w:r>
+      <w:r>
+        <w:rPr>
+          <w:rFonts w:ascii="Microsoft YaHei" w:hAnsi="Microsoft YaHei"/>
+        </w:rPr>
+        <w:t>，显著强于板块均值，说明个股存在独立上涨逻辑。</w:t>
+      </w:r>
+      <w:r>
+        <w:rPr>
+          <w:rFonts w:ascii="Microsoft YaHei" w:hAnsi="Microsoft YaHei"/>
+          <w:b/>
+          <w:color w:val="1A1A1A"/>
+        </w:rPr>
+        <w:t>上海国企改革</w:t>
+      </w:r>
+      <w:r>
+        <w:rPr>
+          <w:rFonts w:ascii="Microsoft YaHei" w:hAnsi="Microsoft YaHei"/>
+        </w:rPr>
+        <w:t xml:space="preserve">板块中排名 </w:t>
+      </w:r>
+      <w:r>
+        <w:rPr>
+          <w:rFonts w:ascii="Microsoft YaHei" w:hAnsi="Microsoft YaHei"/>
+          <w:b/>
+          <w:color w:val="1A1A1A"/>
+        </w:rPr>
+        <w:t>11/54</w:t>
+      </w:r>
+      <w:r>
+        <w:rPr>
+          <w:rFonts w:ascii="Microsoft YaHei" w:hAnsi="Microsoft YaHei"/>
+        </w:rPr>
+        <w:t>，属于板块内中上水平，体现了上海国资背景的加持。</w:t>
+      </w:r>
+    </w:p>
+    <w:p>
+      <w:pPr>
+        <w:spacing w:before="240" w:after="240"/>
+        <w:pBdr>
+          <w:bottom w:val="single" w:sz="4" w:space="1" w:color="D0D7DE"/>
+        </w:pBdr>
+      </w:pPr>
+    </w:p>
+    <w:p>
+      <w:pPr>
+        <w:spacing w:before="360" w:after="80" w:line="288" w:lineRule="auto"/>
+        <w:pBdr>
+          <w:bottom w:val="single" w:sz="4" w:space="4" w:color="D0D7DE"/>
+        </w:pBdr>
+      </w:pPr>
+      <w:r>
+        <w:rPr>
+          <w:rFonts w:ascii="Microsoft YaHei" w:hAnsi="Microsoft YaHei"/>
+          <w:b/>
+          <w:color w:val="1A1A1A"/>
+          <w:sz w:val="28"/>
+        </w:rPr>
+        <w:t>综合研判</w:t>
+      </w:r>
+    </w:p>
+    <w:p>
+      <w:r>
+        <w:rPr>
+          <w:rFonts w:ascii="Microsoft YaHei" w:hAnsi="Microsoft YaHei"/>
+          <w:b/>
+          <w:color w:val="1A1A1A"/>
+        </w:rPr>
+        <w:t>主力观点：偏多</w:t>
       </w:r>
     </w:p>
     <w:p>
@@ -4242,41 +2435,13 @@
           <w:b/>
           <w:color w:val="1A1A1A"/>
         </w:rPr>
-        <w:t>压力位</w:t>
+        <w:t>政策催化明确</w:t>
       </w:r>
       <w:r>
         <w:rPr>
           <w:rFonts w:ascii="Microsoft YaHei" w:hAnsi="Microsoft YaHei"/>
         </w:rPr>
-        <w:t xml:space="preserve">：布林上轨 </w:t>
-      </w:r>
-      <w:r>
-        <w:rPr>
-          <w:rFonts w:ascii="Microsoft YaHei" w:hAnsi="Microsoft YaHei"/>
-          <w:b/>
-          <w:color w:val="1A1A1A"/>
-        </w:rPr>
-        <w:t>7.85元</w:t>
-      </w:r>
-      <w:r>
-        <w:rPr>
-          <w:rFonts w:ascii="Microsoft YaHei" w:hAnsi="Microsoft YaHei"/>
-        </w:rPr>
-        <w:t xml:space="preserve">，若放量突破，有望挑战 </w:t>
-      </w:r>
-      <w:r>
-        <w:rPr>
-          <w:rFonts w:ascii="Microsoft YaHei" w:hAnsi="Microsoft YaHei"/>
-          <w:b/>
-          <w:color w:val="1A1A1A"/>
-        </w:rPr>
-        <w:t>8.00元</w:t>
-      </w:r>
-      <w:r>
-        <w:rPr>
-          <w:rFonts w:ascii="Microsoft YaHei" w:hAnsi="Microsoft YaHei"/>
-        </w:rPr>
-        <w:t xml:space="preserve"> 整数关口</w:t>
+        <w:t>：上海推进国际消费中心城市建设，为本地零售龙头提供中长期政策红利；</w:t>
       </w:r>
     </w:p>
     <w:p>
@@ -4289,13 +2454,13 @@
           <w:b/>
           <w:color w:val="1A1A1A"/>
         </w:rPr>
-        <w:t>支撑位</w:t>
+        <w:t>资金面积极</w:t>
       </w:r>
       <w:r>
         <w:rPr>
           <w:rFonts w:ascii="Microsoft YaHei" w:hAnsi="Microsoft YaHei"/>
         </w:rPr>
-        <w:t xml:space="preserve">：MA5 </w:t>
+        <w:t xml:space="preserve">：连续两日大单净流入，今日午盘净流入 </w:t>
       </w:r>
       <w:r>
         <w:rPr>
@@ -4303,27 +2468,13 @@
           <w:b/>
           <w:color w:val="1A1A1A"/>
         </w:rPr>
-        <w:t>7.61元</w:t>
+        <w:t>4,201 万元</w:t>
       </w:r>
       <w:r>
         <w:rPr>
           <w:rFonts w:ascii="Microsoft YaHei" w:hAnsi="Microsoft YaHei"/>
         </w:rPr>
-        <w:t xml:space="preserve"> 及MA10 </w:t>
-      </w:r>
-      <w:r>
-        <w:rPr>
-          <w:rFonts w:ascii="Microsoft YaHei" w:hAnsi="Microsoft YaHei"/>
-          <w:b/>
-          <w:color w:val="1A1A1A"/>
-        </w:rPr>
-        <w:t>7.67元</w:t>
-      </w:r>
-      <w:r>
-        <w:rPr>
-          <w:rFonts w:ascii="Microsoft YaHei" w:hAnsi="Microsoft YaHei"/>
-        </w:rPr>
-        <w:t xml:space="preserve"> 构成双重支撑</w:t>
+        <w:t>，流入时长占比超七成；</w:t>
       </w:r>
     </w:p>
     <w:p>
@@ -4336,29 +2487,13 @@
           <w:b/>
           <w:color w:val="1A1A1A"/>
         </w:rPr>
-        <w:t>量能跟踪</w:t>
+        <w:t>技术形态走强</w:t>
       </w:r>
       <w:r>
         <w:rPr>
           <w:rFonts w:ascii="Microsoft YaHei" w:hAnsi="Microsoft YaHei"/>
         </w:rPr>
-        <w:t>：量比0.99处于均衡状态，午后需观察量能能否进一步放大以支撑上攻</w:t>
-      </w:r>
-    </w:p>
-    <w:p>
-      <w:r>
-        <w:rPr>
-          <w:rFonts w:ascii="Microsoft YaHei" w:hAnsi="Microsoft YaHei"/>
-          <w:b/>
-          <w:color w:val="1A1A1A"/>
-        </w:rPr>
-        <w:t>总体观点</w:t>
-      </w:r>
-      <w:r>
-        <w:rPr>
-          <w:rFonts w:ascii="Microsoft YaHei" w:hAnsi="Microsoft YaHei"/>
-        </w:rPr>
-        <w:t xml:space="preserve">：百联股份今日在多重利好共振下（政策催化+进博会事件+资金流入+估值极低）走出强势行情。主力资金净流入近 </w:t>
+        <w:t xml:space="preserve">：股价站上三条短期均线，逼近布林带上轨，量能显著放大（换手率较上日放大 </w:t>
       </w:r>
       <w:r>
         <w:rPr>
@@ -4366,13 +2501,32 @@
           <w:b/>
           <w:color w:val="1A1A1A"/>
         </w:rPr>
-        <w:t>3,000万元</w:t>
+        <w:t>59%</w:t>
       </w:r>
       <w:r>
         <w:rPr>
           <w:rFonts w:ascii="Microsoft YaHei" w:hAnsi="Microsoft YaHei"/>
         </w:rPr>
-        <w:t xml:space="preserve">，大单占比近七成，做多信号明确。动态PE仅 </w:t>
+        <w:t>）；</w:t>
+      </w:r>
+    </w:p>
+    <w:p>
+      <w:pPr>
+        <w:pStyle w:val="ListNumber"/>
+      </w:pPr>
+      <w:r>
+        <w:rPr>
+          <w:rFonts w:ascii="Microsoft YaHei" w:hAnsi="Microsoft YaHei"/>
+          <w:b/>
+          <w:color w:val="1A1A1A"/>
+        </w:rPr>
+        <w:t>估值安全垫厚</w:t>
+      </w:r>
+      <w:r>
+        <w:rPr>
+          <w:rFonts w:ascii="Microsoft YaHei" w:hAnsi="Microsoft YaHei"/>
+        </w:rPr>
+        <w:t xml:space="preserve">：动态 PE </w:t>
       </w:r>
       <w:r>
         <w:rPr>
@@ -4380,13 +2534,13 @@
           <w:b/>
           <w:color w:val="1A1A1A"/>
         </w:rPr>
-        <w:t>4.38倍</w:t>
+        <w:t>4.38 倍</w:t>
       </w:r>
       <w:r>
         <w:rPr>
           <w:rFonts w:ascii="Microsoft YaHei" w:hAnsi="Microsoft YaHei"/>
         </w:rPr>
-        <w:t xml:space="preserve">、PB仅 </w:t>
+        <w:t xml:space="preserve">、PB </w:t>
       </w:r>
       <w:r>
         <w:rPr>
@@ -4394,44 +2548,35 @@
           <w:b/>
           <w:color w:val="1A1A1A"/>
         </w:rPr>
-        <w:t>0.68倍</w:t>
+        <w:t>0.68 倍</w:t>
       </w:r>
       <w:r>
         <w:rPr>
           <w:rFonts w:ascii="Microsoft YaHei" w:hAnsi="Microsoft YaHei"/>
         </w:rPr>
-        <w:t xml:space="preserve">（破净）的安全垫提供了充足的下行保护。午后建议关注 </w:t>
+        <w:t>，处于历史低位，向下空间有限；</w:t>
       </w:r>
+    </w:p>
+    <w:p>
+      <w:pPr>
+        <w:pStyle w:val="ListNumber"/>
+      </w:pPr>
       <w:r>
         <w:rPr>
           <w:rFonts w:ascii="Microsoft YaHei" w:hAnsi="Microsoft YaHei"/>
           <w:b/>
           <w:color w:val="1A1A1A"/>
         </w:rPr>
-        <w:t>7.85元</w:t>
+        <w:t>板块内领涨</w:t>
       </w:r>
       <w:r>
         <w:rPr>
           <w:rFonts w:ascii="Microsoft YaHei" w:hAnsi="Microsoft YaHei"/>
         </w:rPr>
-        <w:t xml:space="preserve"> 布林上轨的突破情况，若能有效站上，短期上行空间有望进一步打开。</w:t>
+        <w:t>：在零售板块普跌背景下逆势走强，个股α属性凸显。</w:t>
       </w:r>
     </w:p>
     <w:p>
-      <w:pPr>
-        <w:spacing w:before="240" w:after="240"/>
-        <w:pBdr>
-          <w:bottom w:val="single" w:sz="4" w:space="1" w:color="D0D7DE"/>
-        </w:pBdr>
-      </w:pPr>
-    </w:p>
-    <w:p>
-      <w:r>
-        <w:rPr>
-          <w:rFonts w:ascii="Microsoft YaHei" w:hAnsi="Microsoft YaHei"/>
-        </w:rPr>
-        <w:t xml:space="preserve">&gt; ⚠️ </w:t>
-      </w:r>
       <w:r>
         <w:rPr>
           <w:rFonts w:ascii="Microsoft YaHei" w:hAnsi="Microsoft YaHei"/>
@@ -4444,7 +2589,7 @@
         <w:rPr>
           <w:rFonts w:ascii="Microsoft YaHei" w:hAnsi="Microsoft YaHei"/>
         </w:rPr>
-        <w:t>：以上分析基于公开数据和新闻资讯，不构成投资建议。股市有风险，投资需谨慎。</w:t>
+        <w:t>：午后需关注量能能否持续，若缩量则可能面临布林带上轨（7.85元）的技术性压制；短期涨幅已超均线乖离区间，存在回调整固需求。投资有风险，入市需谨慎。</w:t>
       </w:r>
     </w:p>
     <w:sectPr>
